--- a/paper/MammoAI_Manuscript.docx
+++ b/paper/MammoAI_Manuscript.docx
@@ -26,7 +26,7 @@
         <w:t xml:space="preserve">May 2026</w:t>
       </w:r>
     </w:p>
-    <w:bookmarkStart w:id="54" w:name="X3784af348cc361db8fafd21701df60cb805055c"/>
+    <w:bookmarkStart w:id="42" w:name="X3784af348cc361db8fafd21701df60cb805055c"/>
     <w:p>
       <w:pPr>
         <w:pStyle w:val="Heading1"/>
@@ -46,29 +46,17 @@
         </w:rPr>
         <w:t xml:space="preserve">Ali Hamza</w:t>
       </w:r>
-    </w:p>
-    <w:p>
-      <w:pPr>
-        <w:pStyle w:val="BodyText"/>
-      </w:pPr>
+      <w:r>
+        <w:t xml:space="preserve"> </w:t>
+      </w:r>
       <w:r>
         <w:t xml:space="preserve">MSc Advanced Engineering Management, Leeds Beckett University, Leeds, United Kingdom</w:t>
       </w:r>
-    </w:p>
-    <w:p>
-      <w:pPr>
-        <w:pStyle w:val="BodyText"/>
-      </w:pPr>
-      <w:r>
-        <w:t xml:space="preserve">Corresponding author: alihamza.aht.99@gmail.com</w:t>
-      </w:r>
-    </w:p>
-    <w:p>
-      <w:pPr>
-        <w:pStyle w:val="BodyText"/>
-      </w:pPr>
-      <w:r>
-        <w:t xml:space="preserve">GitHub: https://github.com/aliaht99/MammoAI</w:t>
+      <w:r>
+        <w:t xml:space="preserve"> </w:t>
+      </w:r>
+      <w:r>
+        <w:t xml:space="preserve">alihamza.aht.99@gmail.com | https://github.com/aliaht99/MammoAI</w:t>
       </w:r>
     </w:p>
     <w:p>
@@ -96,7 +84,7 @@
         </w:numPr>
       </w:pPr>
       <w:r>
-        <w:t xml:space="preserve">Three-stage pipeline: Gradient Boosting (AUC 0.8678) + EfficientNet-B4 CNN (AUC 0.8294) + Late Fusion (AUC 0.8825)</w:t>
+        <w:t xml:space="preserve">Three-stage pipeline: GB clinical model (AUC 0.8678) + EfficientNet-B4 CNN (AUC 0.8294) + late fusion (AUC 0.8825)</w:t>
       </w:r>
     </w:p>
     <w:p>
@@ -108,7 +96,7 @@
         </w:numPr>
       </w:pPr>
       <w:r>
-        <w:t xml:space="preserve">First simultaneous SHAP + GradCAM dual explainability system on CBIS-DDSM</w:t>
+        <w:t xml:space="preserve">CNN sensitivity reaches 87.3% via Test-Time Augmentation — highest reported for full-image CBIS-DDSM inference</w:t>
       </w:r>
     </w:p>
     <w:p>
@@ -120,7 +108,7 @@
         </w:numPr>
       </w:pPr>
       <w:r>
-        <w:t xml:space="preserve">BENIGN sub-class risk stratification achieves AUC 0.9729 — highest reported on this dataset</w:t>
+        <w:t xml:space="preserve">BENIGN sub-class stratification (AUC 0.9729) predicts biopsy necessity from benign-outcome cases</w:t>
       </w:r>
     </w:p>
     <w:p>
@@ -132,7 +120,7 @@
         </w:numPr>
       </w:pPr>
       <w:r>
-        <w:t xml:space="preserve">First quantitative CBIS-DDSM → VinDr-Mammo cross-dataset domain shift analysis (gap = 0.199 AUC)</w:t>
+        <w:t xml:space="preserve">First SHAP + GradCAM dual explainability system on CBIS-DDSM, shown simultaneously in a web interface</w:t>
       </w:r>
     </w:p>
     <w:p>
@@ -144,7 +132,7 @@
         </w:numPr>
       </w:pPr>
       <w:r>
-        <w:t xml:space="preserve">Open-source Streamlit web application for real-time clinical malignancy risk assessment</w:t>
+        <w:t xml:space="preserve">First quantitative CBIS-DDSM → VinDr-Mammo domain shift measurement (AUC gap = 0.199)</w:t>
       </w:r>
     </w:p>
     <w:p>
@@ -169,17 +157,7 @@
         <w:pStyle w:val="FirstParagraph"/>
       </w:pPr>
       <w:r>
-        <w:rPr>
-          <w:b/>
-          <w:bCs/>
-        </w:rPr>
-        <w:t xml:space="preserve">Background:</w:t>
-      </w:r>
-      <w:r>
-        <w:t xml:space="preserve"> </w:t>
-      </w:r>
-      <w:r>
-        <w:t xml:space="preserve">Breast cancer remains the most commonly diagnosed cancer among women worldwide, with mammography as the primary screening modality. Automated computer-aided detection (CAD) systems can reduce missed diagnoses and inter-reader variability. However, most high-performing systems rely on proprietary data, lack interpretability, and have not been evaluated for cross-dataset generalisation.</w:t>
+        <w:t xml:space="preserve">Breast cancer is the most commonly diagnosed malignancy in women globally, and early detection through mammography screening remains critical for reducing mortality. While AI-based detection has made considerable progress, most published systems either rely on proprietary hospital data, use black-box models with no clinical interpretability, or have never been tested outside the dataset they were trained on. This work addresses all three of these gaps.</w:t>
       </w:r>
     </w:p>
     <w:p>
@@ -187,17 +165,7 @@
         <w:pStyle w:val="BodyText"/>
       </w:pPr>
       <w:r>
-        <w:rPr>
-          <w:b/>
-          <w:bCs/>
-        </w:rPr>
-        <w:t xml:space="preserve">Methods:</w:t>
-      </w:r>
-      <w:r>
-        <w:t xml:space="preserve"> </w:t>
-      </w:r>
-      <w:r>
-        <w:t xml:space="preserve">We present MammoAI, a three-stage multi-modal CAD system built on the publicly available CBIS-DDSM dataset (3,568 annotated cases, 10,239 DICOM images). Stage 1 engineers 11 clinical BI-RADS features and trains a Gradient Boosting classifier. Stage 2 fine-tunes an EfficientNet-B4 CNN on 3,103 full mammograms using two-phase transfer learning and Test-Time Augmentation (TTA ×5). Stage 3 combines 512-dimensional CNN embeddings with clinical features via a late-fusion meta-learner (524-dimensional fused vector). We additionally train a BENIGN sub-class classifier and evaluate cross-dataset generalisation to VinDr-Mammo.</w:t>
+        <w:t xml:space="preserve">We built MammoAI on the publicly available CBIS-DDSM dataset — 3,568 annotated mammography cases and 10,239 DICOM images. The system has three stages. Stage 1 extracts 11 clinical features from BI-RADS annotations and trains a Gradient Boosting classifier, reaching AUC-ROC 0.8678 with 83.2% specificity. Stage 2 fine-tunes an EfficientNet-B4 CNN on 3,103 full mammograms; with Test-Time Augmentation and threshold optimisation, it achieves AUC-ROC 0.8294 and sensitivity 87.3%. Stage 3 combines the 512-dimensional CNN embedding with the clinical features and passes the fused 524-dimensional vector through a meta-learner, pushing AUC to 0.8825 — better than either stage alone.</w:t>
       </w:r>
     </w:p>
     <w:p>
@@ -205,17 +173,7 @@
         <w:pStyle w:val="BodyText"/>
       </w:pPr>
       <w:r>
-        <w:rPr>
-          <w:b/>
-          <w:bCs/>
-        </w:rPr>
-        <w:t xml:space="preserve">Results:</w:t>
-      </w:r>
-      <w:r>
-        <w:t xml:space="preserve"> </w:t>
-      </w:r>
-      <w:r>
-        <w:t xml:space="preserve">Stage 1 achieves AUC-ROC 0.8678 (specificity 83.2%). Stage 2 achieves AUC-ROC 0.8294 with sensitivity 87.32% — the highest reported for full-image inference on this dataset. Stage 3 late-fusion achieves AUC-ROC 0.8825, outperforming both individual stages. BENIGN sub-class stratification achieves AUC-ROC 0.9729. Zero-shot transfer to VinDr-Mammo reveals a domain gap of 0.199 AUC, explained by missing morphological descriptors and BI-RADS calibration shifts.</w:t>
+        <w:t xml:space="preserve">Beyond the main detection task, we train a secondary classifier on benign-outcome cases to distinguish BENIGN from BENIGN_WITHOUT_CALLBACK, achieving AUC 0.9729. We also apply the Stage 1 model zero-shot to VinDr-Mammo (20,000 Vietnamese digital mammograms), finding a domain gap of 0.199 AUC and identifying missing morphological annotations as the primary cause. SHAP values explain every clinical prediction; GradCAM heatmaps highlight suspicious image regions. Both are shown simultaneously in a Streamlit web application.</w:t>
       </w:r>
     </w:p>
     <w:p>
@@ -223,17 +181,7 @@
         <w:pStyle w:val="BodyText"/>
       </w:pPr>
       <w:r>
-        <w:rPr>
-          <w:b/>
-          <w:bCs/>
-        </w:rPr>
-        <w:t xml:space="preserve">Conclusions:</w:t>
-      </w:r>
-      <w:r>
-        <w:t xml:space="preserve"> </w:t>
-      </w:r>
-      <w:r>
-        <w:t xml:space="preserve">MammoAI delivers a fully reproducible, interpretable, and multi-modal breast cancer detection system with four novel contributions not previously published on CBIS-DDSM. Code and results are released at https://github.com/aliaht99/MammoAI.</w:t>
+        <w:t xml:space="preserve">All code, trained models, and results are available at https://github.com/aliaht99/MammoAI.</w:t>
       </w:r>
     </w:p>
     <w:p>
@@ -251,7 +199,7 @@
         <w:t xml:space="preserve"> </w:t>
       </w:r>
       <w:r>
-        <w:t xml:space="preserve">breast cancer detection; mammography; CBIS-DDSM; EfficientNet; gradient boosting; late-fusion; SHAP; GradCAM; test-time augmentation; domain generalisation; VinDr-Mammo; computer-aided detection</w:t>
+        <w:t xml:space="preserve">breast cancer; mammography; CBIS-DDSM; EfficientNet-B4; gradient boosting; late-fusion; SHAP; GradCAM; test-time augmentation; domain shift; VinDr-Mammo; computer-aided detection</w:t>
       </w:r>
     </w:p>
     <w:p>
@@ -276,7 +224,7 @@
         <w:pStyle w:val="FirstParagraph"/>
       </w:pPr>
       <w:r>
-        <w:t xml:space="preserve">Breast cancer is the most frequently diagnosed malignancy among women globally, accounting for approximately 2.3 million new cases and 685,000 deaths in 2020 alone [1]. Mammography screening remains the gold-standard early detection modality; population-level programs have demonstrated 20–40% reductions in breast cancer mortality [2]. However, mammogram interpretation is subjective, time-intensive, and susceptible to inter-reader variability, with false-negative rates of 10–30% in routine clinical practice [3]. In many regions, radiologist shortages and high screening volumes compound these challenges.</w:t>
+        <w:t xml:space="preserve">Roughly 2.3 million women were diagnosed with breast cancer in 2020, and around 685,000 died from it [1]. The prognosis is strongly linked to how early the disease is caught — five-year survival rates exceed 99% when detected at stage I but fall below 30% at stage IV. Mammography screening has therefore been central to breast cancer control for decades, and randomised trials in Sweden demonstrated mortality reductions of 20–40% in screened populations [2].</w:t>
       </w:r>
     </w:p>
     <w:p>
@@ -284,7 +232,7 @@
         <w:pStyle w:val="BodyText"/>
       </w:pPr>
       <w:r>
-        <w:t xml:space="preserve">Computer-aided detection (CAD) systems have emerged as a promising supplement to radiologist interpretation. Early CAD systems encoded expert knowledge through handcrafted features derived from the Breast Imaging Reporting and Data System (BI-RADS) lexicon — a standardised vocabulary for describing mammographic findings [11]. More recently, deep convolutional neural networks (CNNs) trained on large mammography corpora have demonstrated performance competitive with or exceeding that of radiologists [5, 6, 7].</w:t>
+        <w:t xml:space="preserve">The catch is that reading mammograms is hard. False-negative rates in routine practice sit between 10% and 30%, even among experienced radiologists [3]. Inter-reader variability is well-documented — the same case assigned different BI-RADS scores by different readers is a known problem, not an edge case. Radiologist workload compounds this: in the UK, each reader is expected to interpret around 5,000 screening mammograms per year. Under these conditions, a second opinion from a reliable automated system has clear value.</w:t>
       </w:r>
     </w:p>
     <w:p>
@@ -292,7 +240,23 @@
         <w:pStyle w:val="BodyText"/>
       </w:pPr>
       <w:r>
-        <w:t xml:space="preserve">Despite significant progress, several important gaps persist in the published literature:</w:t>
+        <w:t xml:space="preserve">The research community has responded with a large body of AI work on mammography detection. The results at the top end are impressive — McKinney et al. [5] showed superhuman performance at Google using a proprietary dataset of over 28,000 women, and Shen et al. [6] reached AUC 0.88 on CBIS-DDSM with an attention-based system. But a recurring pattern in this literature limits practical impact: the best models use data that nobody else can access, explain nothing about their predictions, and are never tested outside their training distribution. A clinician reading these papers has no way to reproduce the results, understand why a case was flagged, or know whether the model would still work on patients from a different hospital or country.</w:t>
+      </w:r>
+    </w:p>
+    <w:p>
+      <w:pPr>
+        <w:pStyle w:val="BodyText"/>
+      </w:pPr>
+      <w:r>
+        <w:t xml:space="preserve">This paper takes a different starting point. We use only publicly available data (CBIS-DDSM for training, VinDr-Mammo for cross-dataset evaluation), explain every prediction (SHAP for the clinical stage, GradCAM for the imaging stage), and release everything — code, models, and results — under an open licence. The system we built, MammoAI, is not primarily a performance competition entry; it is an attempt to show what a complete, interpretable, reproducible mammography AI pipeline actually looks like when built from scratch.</w:t>
+      </w:r>
+    </w:p>
+    <w:p>
+      <w:pPr>
+        <w:pStyle w:val="BodyText"/>
+      </w:pPr>
+      <w:r>
+        <w:t xml:space="preserve">The specific contributions that distinguish this work from prior CBIS-DDSM studies are:</w:t>
       </w:r>
     </w:p>
     <w:p>
@@ -308,13 +272,13 @@
           <w:b/>
           <w:bCs/>
         </w:rPr>
-        <w:t xml:space="preserve">Proprietary data dominance:</w:t>
+        <w:t xml:space="preserve">Late-fusion of clinical and imaging features.</w:t>
       </w:r>
       <w:r>
         <w:t xml:space="preserve"> </w:t>
       </w:r>
       <w:r>
-        <w:t xml:space="preserve">Most high-performing models are trained on institution-level datasets unavailable to the research community, limiting reproducibility and independent validation.</w:t>
+        <w:t xml:space="preserve">We extract the 512-dimensional penultimate embedding from EfficientNet-B4 and combine it with 11 BI-RADS clinical features, achieving AUC 0.8825 — better than either modality alone. This fusion has not been published on this dataset.</w:t>
       </w:r>
     </w:p>
     <w:p>
@@ -330,13 +294,13 @@
           <w:b/>
           <w:bCs/>
         </w:rPr>
-        <w:t xml:space="preserve">End-to-end pipeline absence:</w:t>
+        <w:t xml:space="preserve">Simultaneous SHAP + GradCAM explainability.</w:t>
       </w:r>
       <w:r>
         <w:t xml:space="preserve"> </w:t>
       </w:r>
       <w:r>
-        <w:t xml:space="preserve">Published work rarely presents a complete, reproducible pipeline from raw DICOM images to clinical prediction — limiting translational value.</w:t>
+        <w:t xml:space="preserve">Prior work shows one or the other. We show both in the same interface, so a clinician sees which BI-RADS descriptor drove the clinical prediction and which image region drove the CNN simultaneously.</w:t>
       </w:r>
     </w:p>
     <w:p>
@@ -352,13 +316,13 @@
           <w:b/>
           <w:bCs/>
         </w:rPr>
-        <w:t xml:space="preserve">Explainability deficit:</w:t>
+        <w:t xml:space="preserve">BENIGN sub-class analysis.</w:t>
       </w:r>
       <w:r>
         <w:t xml:space="preserve"> </w:t>
       </w:r>
       <w:r>
-        <w:t xml:space="preserve">Black-box deep learning models face significant barriers to clinical adoption. No prior work on the CBIS-DDSM dataset has simultaneously presented SHAP [13] and GradCAM [12] explanations in a unified clinical decision support interface.</w:t>
+        <w:t xml:space="preserve">CBIS-DDSM distinguishes BENIGN (biopsy confirmed, recall required) from BENIGN_WITHOUT_CALLBACK (no recall needed). This distinction maps directly to a real clinical decision — whether to refer a patient for biopsy. No prior work on CBIS-DDSM has trained a classifier specifically on this sub-task.</w:t>
       </w:r>
     </w:p>
     <w:p>
@@ -374,197 +338,13 @@
           <w:b/>
           <w:bCs/>
         </w:rPr>
-        <w:t xml:space="preserve">Unexploited BENIGN sub-class signal:</w:t>
+        <w:t xml:space="preserve">Cross-dataset domain shift quantification.</w:t>
       </w:r>
       <w:r>
         <w:t xml:space="preserve"> </w:t>
       </w:r>
       <w:r>
-        <w:t xml:space="preserve">CBIS-DDSM distinguishes BENIGN (biopsy-confirmed, required follow-up) from BENIGN_WITHOUT_CALLBACK (deemed low-suspicion, no follow-up) cases. This clinically meaningful distinction — encoding the radiologist’s biopsy-referral decision — has not been exploited for risk stratification in prior work.</w:t>
-      </w:r>
-    </w:p>
-    <w:p>
-      <w:pPr>
-        <w:pStyle w:val="Compact"/>
-        <w:numPr>
-          <w:ilvl w:val="0"/>
-          <w:numId w:val="1002"/>
-        </w:numPr>
-      </w:pPr>
-      <w:r>
-        <w:rPr>
-          <w:b/>
-          <w:bCs/>
-        </w:rPr>
-        <w:t xml:space="preserve">Cross-dataset generalisation not quantified:</w:t>
-      </w:r>
-      <w:r>
-        <w:t xml:space="preserve"> </w:t>
-      </w:r>
-      <w:r>
-        <w:t xml:space="preserve">Models trained on CBIS-DDSM (digitised 1990s US film mammography) may not generalise to modern digital mammography from different populations. This domain shift has not been systematically quantified.</w:t>
-      </w:r>
-    </w:p>
-    <w:p>
-      <w:pPr>
-        <w:pStyle w:val="FirstParagraph"/>
-      </w:pPr>
-      <w:r>
-        <w:t xml:space="preserve">This paper directly addresses all five gaps with the following contributions:</w:t>
-      </w:r>
-    </w:p>
-    <w:p>
-      <w:pPr>
-        <w:pStyle w:val="Compact"/>
-        <w:numPr>
-          <w:ilvl w:val="0"/>
-          <w:numId w:val="1003"/>
-        </w:numPr>
-      </w:pPr>
-      <w:r>
-        <w:rPr>
-          <w:b/>
-          <w:bCs/>
-        </w:rPr>
-        <w:t xml:space="preserve">A fully reproducible three-stage multi-modal pipeline</w:t>
-      </w:r>
-      <w:r>
-        <w:t xml:space="preserve"> </w:t>
-      </w:r>
-      <w:r>
-        <w:t xml:space="preserve">built exclusively on the publicly available CBIS-DDSM dataset, from CSV annotations through DICOM image processing to late-fusion prediction</w:t>
-      </w:r>
-    </w:p>
-    <w:p>
-      <w:pPr>
-        <w:pStyle w:val="Compact"/>
-        <w:numPr>
-          <w:ilvl w:val="0"/>
-          <w:numId w:val="1003"/>
-        </w:numPr>
-      </w:pPr>
-      <w:r>
-        <w:rPr>
-          <w:b/>
-          <w:bCs/>
-        </w:rPr>
-        <w:t xml:space="preserve">A structured BI-RADS feature engineering framework</w:t>
-      </w:r>
-      <w:r>
-        <w:t xml:space="preserve"> </w:t>
-      </w:r>
-      <w:r>
-        <w:t xml:space="preserve">mapping radiological descriptors to quantitative risk scores, achieving AUC 0.8678 without any image data</w:t>
-      </w:r>
-    </w:p>
-    <w:p>
-      <w:pPr>
-        <w:pStyle w:val="Compact"/>
-        <w:numPr>
-          <w:ilvl w:val="0"/>
-          <w:numId w:val="1003"/>
-        </w:numPr>
-      </w:pPr>
-      <w:r>
-        <w:rPr>
-          <w:b/>
-          <w:bCs/>
-        </w:rPr>
-        <w:t xml:space="preserve">A dual explainability system</w:t>
-      </w:r>
-      <w:r>
-        <w:t xml:space="preserve"> </w:t>
-      </w:r>
-      <w:r>
-        <w:t xml:space="preserve">combining SHAP (clinical stage) and GradCAM (image stage) — the first simultaneous implementation on CBIS-DDSM</w:t>
-      </w:r>
-    </w:p>
-    <w:p>
-      <w:pPr>
-        <w:pStyle w:val="Compact"/>
-        <w:numPr>
-          <w:ilvl w:val="0"/>
-          <w:numId w:val="1003"/>
-        </w:numPr>
-      </w:pPr>
-      <w:r>
-        <w:rPr>
-          <w:b/>
-          <w:bCs/>
-        </w:rPr>
-        <w:t xml:space="preserve">A late-fusion multi-modal architecture</w:t>
-      </w:r>
-      <w:r>
-        <w:t xml:space="preserve"> </w:t>
-      </w:r>
-      <w:r>
-        <w:t xml:space="preserve">combining 512-dimensional CNN embeddings with clinical features, achieving AUC 0.8825 — outperforming both unimodal approaches</w:t>
-      </w:r>
-    </w:p>
-    <w:p>
-      <w:pPr>
-        <w:pStyle w:val="Compact"/>
-        <w:numPr>
-          <w:ilvl w:val="0"/>
-          <w:numId w:val="1003"/>
-        </w:numPr>
-      </w:pPr>
-      <w:r>
-        <w:rPr>
-          <w:b/>
-          <w:bCs/>
-        </w:rPr>
-        <w:t xml:space="preserve">BENIGN sub-class risk stratification</w:t>
-      </w:r>
-      <w:r>
-        <w:t xml:space="preserve"> </w:t>
-      </w:r>
-      <w:r>
-        <w:t xml:space="preserve">achieving AUC 0.9729, identifying which benign-outcome cases required biopsy follow-up</w:t>
-      </w:r>
-    </w:p>
-    <w:p>
-      <w:pPr>
-        <w:pStyle w:val="Compact"/>
-        <w:numPr>
-          <w:ilvl w:val="0"/>
-          <w:numId w:val="1003"/>
-        </w:numPr>
-      </w:pPr>
-      <w:r>
-        <w:rPr>
-          <w:b/>
-          <w:bCs/>
-        </w:rPr>
-        <w:t xml:space="preserve">A cross-dataset generalisation study</w:t>
-      </w:r>
-      <w:r>
-        <w:t xml:space="preserve"> </w:t>
-      </w:r>
-      <w:r>
-        <w:t xml:space="preserve">quantifying the CBIS-DDSM → VinDr-Mammo domain gap (−0.199 AUC) and identifying its root causes</w:t>
-      </w:r>
-    </w:p>
-    <w:p>
-      <w:pPr>
-        <w:pStyle w:val="Compact"/>
-        <w:numPr>
-          <w:ilvl w:val="0"/>
-          <w:numId w:val="1003"/>
-        </w:numPr>
-      </w:pPr>
-      <w:r>
-        <w:rPr>
-          <w:b/>
-          <w:bCs/>
-        </w:rPr>
-        <w:t xml:space="preserve">An open-source Streamlit web application</w:t>
-      </w:r>
-      <w:r>
-        <w:t xml:space="preserve"> </w:t>
-      </w:r>
-      <w:r>
-        <w:t xml:space="preserve">for real-time malignancy risk assessment from clinical parameters and raw mammogram images</w:t>
+        <w:t xml:space="preserve">We apply the trained model zero-shot to VinDr-Mammo and measure the AUC degradation. This is the first controlled measurement of the CBIS-DDSM → VinDr-Mammo transfer gap.</w:t>
       </w:r>
     </w:p>
     <w:p>
@@ -584,13 +364,13 @@
         <w:t xml:space="preserve">2. Related Work</w:t>
       </w:r>
     </w:p>
-    <w:bookmarkStart w:id="12" w:name="classical-machine-learning-for-cad"/>
+    <w:bookmarkStart w:id="12" w:name="clinical-feature-models"/>
     <w:p>
       <w:pPr>
         <w:pStyle w:val="Heading3"/>
       </w:pPr>
       <w:r>
-        <w:t xml:space="preserve">2.1 Classical Machine Learning for CAD</w:t>
+        <w:t xml:space="preserve">2.1 Clinical Feature Models</w:t>
       </w:r>
     </w:p>
     <w:p>
@@ -598,17 +378,17 @@
         <w:pStyle w:val="FirstParagraph"/>
       </w:pPr>
       <w:r>
-        <w:t xml:space="preserve">Early CAD systems applied decision trees, support vector machines, and neural networks to handcrafted features including morphological shape descriptors, texture statistics, and margin characteristics [10]. Sahiner et al. [10] demonstrated that linear discriminant analysis on morphological features achieved AUC ≈ 0.87 for mass classification. Subsequent work showed that structured BI-RADS annotations — particularly assessment scores — carry substantial predictive signal even without raw image analysis [11]. Our Stage 1 pipeline extends this tradition with a systematic risk-score encoding of all BI-RADS descriptor categories.</w:t>
+        <w:t xml:space="preserve">The BI-RADS lexicon was designed to standardise radiologist reporting, and its assessment scores (0–5) encode malignancy suspicion directly. It has long been known that BI-RADS assessment alone is a strong predictor of pathological outcome, with AUC approaching 0.85 in some series [11]. Earlier CAD systems built on this by encoding morphological descriptors — mass margin, calcification type — as numerical risk scores and feeding them to classifiers. Sahiner et al. [10] reached AUC 0.87 with linear discriminant analysis on shape features. Our Stage 1 pipeline follows this tradition but uses a more comprehensive feature set and modern gradient boosting.</w:t>
       </w:r>
     </w:p>
     <w:bookmarkEnd w:id="12"/>
-    <w:bookmarkStart w:id="13" w:name="deep-learning-approaches"/>
+    <w:bookmarkStart w:id="13" w:name="deep-learning-on-mammography"/>
     <w:p>
       <w:pPr>
         <w:pStyle w:val="Heading3"/>
       </w:pPr>
       <w:r>
-        <w:t xml:space="preserve">2.2 Deep Learning Approaches</w:t>
+        <w:t xml:space="preserve">2.2 Deep Learning on Mammography</w:t>
       </w:r>
     </w:p>
     <w:p>
@@ -616,17 +396,17 @@
         <w:pStyle w:val="FirstParagraph"/>
       </w:pPr>
       <w:r>
-        <w:t xml:space="preserve">The availability of large mammography datasets enabled end-to-end CNN training. Kooi et al. [9] trained a CNN on 45,000 mammograms achieving AUC 0.93 for mass detection. Wu et al. [7] proposed globally-aware multiple instance learning on CBIS-DDSM, reaching AUC 0.876. McKinney et al. [5] demonstrated superhuman performance on a proprietary dataset of 28,000+ women using an ensemble deep learning system. Shen et al. [6] introduced interpretable attention-based multiple instance learning, achieving AUC 0.88 on CBIS-DDSM. Our Stage 2 pipeline achieves AUC 0.8294 (sensitivity 87.3%) on the same dataset using full mammogram images without ROI cropping — the highest sensitivity reported for this inference modality.</w:t>
+        <w:t xml:space="preserve">CNNs changed what was achievable on full-image mammography. Kooi et al. [9] trained on 45,000 cases and reached AUC 0.93 for mass detection. On the CBIS-DDSM benchmark specifically, Wu et al. [7] proposed globally-aware multiple instance learning and achieved AUC 0.876. Shen et al. [6] combined weakly supervised localisation with an interpretable attention mechanism and reached AUC 0.88 — though their system uses ROI-cropped inputs, which gives it an informational advantage over whole-image classification. Our Stage 2 trains on full mammograms without any cropping and reaches 87.3% sensitivity with TTA, which to our knowledge is the highest sensitivity reported for this inference mode on the standard CBIS-DDSM split.</w:t>
       </w:r>
     </w:p>
     <w:bookmarkEnd w:id="13"/>
-    <w:bookmarkStart w:id="14" w:name="explainability-in-medical-ai"/>
+    <w:bookmarkStart w:id="14" w:name="explainability"/>
     <w:p>
       <w:pPr>
         <w:pStyle w:val="Heading3"/>
       </w:pPr>
       <w:r>
-        <w:t xml:space="preserve">2.3 Explainability in Medical AI</w:t>
+        <w:t xml:space="preserve">2.3 Explainability</w:t>
       </w:r>
     </w:p>
     <w:p>
@@ -634,17 +414,17 @@
         <w:pStyle w:val="FirstParagraph"/>
       </w:pPr>
       <w:r>
-        <w:t xml:space="preserve">Clinical deployment of black-box models requires interpretable explanations. GradCAM [12] generates class-discriminative saliency maps by weighting CNN feature maps by their gradient with respect to the class score. SHAP [13] provides game-theoretically grounded additive feature attribution for any model type. While prior work has applied these techniques individually, no published CBIS-DDSM study presents both simultaneously in a unified interface — a gap this work directly addresses.</w:t>
+        <w:t xml:space="preserve">GradCAM [12] produces saliency maps by weighting feature maps by the gradient of the class score — computationally cheap and visually intuitive. SHAP [13] gives game-theoretically grounded feature attributions for tabular models. Both have been used separately in radiology AI, but the combination — showing a clinician both why the clinical model flagged a case and where in the image the CNN is looking — has not been implemented on CBIS-DDSM.</w:t>
       </w:r>
     </w:p>
     <w:bookmarkEnd w:id="14"/>
-    <w:bookmarkStart w:id="15" w:name="multi-modal-and-fusion-approaches"/>
+    <w:bookmarkStart w:id="15" w:name="multi-modal-fusion"/>
     <w:p>
       <w:pPr>
         <w:pStyle w:val="Heading3"/>
       </w:pPr>
       <w:r>
-        <w:t xml:space="preserve">2.4 Multi-Modal and Fusion Approaches</w:t>
+        <w:t xml:space="preserve">2.4 Multi-Modal Fusion</w:t>
       </w:r>
     </w:p>
     <w:p>
@@ -652,17 +432,17 @@
         <w:pStyle w:val="FirstParagraph"/>
       </w:pPr>
       <w:r>
-        <w:t xml:space="preserve">Hybrid architectures combining structured clinical data with imaging features have shown promise in radiology [5]. However, direct late-fusion of EfficientNet penultimate embeddings with BI-RADS clinical features has not been reported on CBIS-DDSM. Our Stage 3 architecture demonstrates a 0.012 AUC improvement over the best individual modality, validating the complementary nature of clinical and imaging features.</w:t>
+        <w:t xml:space="preserve">Combining structured clinical data with image features is an active area in medical AI broadly. In mammography specifically, the idea of using BI-RADS features alongside image features is appealing because radiologists already extract them as part of standard reporting. However, direct late-fusion of EfficientNet penultimate embeddings with structured BI-RADS features has not been reported on CBIS-DDSM.</w:t>
       </w:r>
     </w:p>
     <w:bookmarkEnd w:id="15"/>
-    <w:bookmarkStart w:id="16" w:name="cross-dataset-generalisation"/>
+    <w:bookmarkStart w:id="16" w:name="dataset-generalisation"/>
     <w:p>
       <w:pPr>
         <w:pStyle w:val="Heading3"/>
       </w:pPr>
       <w:r>
-        <w:t xml:space="preserve">2.5 Cross-Dataset Generalisation</w:t>
+        <w:t xml:space="preserve">2.5 Dataset Generalisation</w:t>
       </w:r>
     </w:p>
     <w:p>
@@ -670,7 +450,7 @@
         <w:pStyle w:val="FirstParagraph"/>
       </w:pPr>
       <w:r>
-        <w:t xml:space="preserve">Domain shift between mammography datasets trained on different modalities, populations, and acquisition eras is a known challenge but rarely quantified. Our cross-dataset evaluation on VinDr-Mammo [14] provides the first controlled measurement of CBIS-DDSM model degradation on a large modern digital mammography dataset.</w:t>
+        <w:t xml:space="preserve">CBIS-DDSM was created from scanned film mammograms from the 1990s — the image characteristics are quite different from modern full-field digital mammography. VinDr-Mammo [14], released in 2022, provides a large (20,000 image) Vietnamese digital dataset with radiologist annotations. Whether a model trained on CBIS-DDSM retains meaningful performance on VinDr-Mammo has not been published.</w:t>
       </w:r>
     </w:p>
     <w:p>
@@ -682,7 +462,7 @@
     </w:p>
     <w:bookmarkEnd w:id="16"/>
     <w:bookmarkEnd w:id="17"/>
-    <w:bookmarkStart w:id="35" w:name="materials-and-methods"/>
+    <w:bookmarkStart w:id="27" w:name="materials-and-methods"/>
     <w:p>
       <w:pPr>
         <w:pStyle w:val="Heading2"/>
@@ -691,13 +471,13 @@
         <w:t xml:space="preserve">3. Materials and Methods</w:t>
       </w:r>
     </w:p>
-    <w:bookmarkStart w:id="18" w:name="dataset-cbis-ddsm"/>
+    <w:bookmarkStart w:id="18" w:name="dataset"/>
     <w:p>
       <w:pPr>
         <w:pStyle w:val="Heading3"/>
       </w:pPr>
       <w:r>
-        <w:t xml:space="preserve">3.1 Dataset: CBIS-DDSM</w:t>
+        <w:t xml:space="preserve">3.1 Dataset</w:t>
       </w:r>
     </w:p>
     <w:p>
@@ -705,23 +485,7 @@
         <w:pStyle w:val="FirstParagraph"/>
       </w:pPr>
       <w:r>
-        <w:t xml:space="preserve">The</w:t>
-      </w:r>
-      <w:r>
-        <w:t xml:space="preserve"> </w:t>
-      </w:r>
-      <w:r>
-        <w:rPr>
-          <w:b/>
-          <w:bCs/>
-        </w:rPr>
-        <w:t xml:space="preserve">Curated Breast Imaging Subset of DDSM (CBIS-DDSM)</w:t>
-      </w:r>
-      <w:r>
-        <w:t xml:space="preserve"> </w:t>
-      </w:r>
-      <w:r>
-        <w:t xml:space="preserve">[4] is a publicly available mammography dataset released via The Cancer Imaging Archive. It contains digitised film mammograms with pixel-level ROI annotations and detailed radiological descriptors.</w:t>
+        <w:t xml:space="preserve">CBIS-DDSM [4] is available via The Cancer Imaging Archive. It contains digitised film mammograms with ROI masks and detailed radiological annotations including BI-RADS assessment, breast density, subtlety rating, abnormality type, and morphological descriptors (calcification type/distribution for calc cases, mass shape/margins for mass cases). Ground-truth pathology is MALIGNANT, BENIGN, or BENIGN_WITHOUT_CALLBACK — the last category denoting cases deemed low-suspicion enough that biopsy was not performed.</w:t>
       </w:r>
     </w:p>
     <w:tbl>
@@ -747,7 +511,7 @@
               <w:pStyle w:val="Compact"/>
             </w:pPr>
             <w:r>
-              <w:t xml:space="preserve">Subset</w:t>
+              <w:t xml:space="preserve">Split</w:t>
             </w:r>
           </w:p>
         </w:tc>
@@ -793,40 +557,40 @@
               <w:pStyle w:val="Compact"/>
             </w:pPr>
             <w:r>
-              <w:t xml:space="preserve">Calcification Train</w:t>
-            </w:r>
-          </w:p>
-        </w:tc>
-        <w:tc>
-          <w:tcPr/>
-          <w:p>
-            <w:pPr>
-              <w:pStyle w:val="Compact"/>
-            </w:pPr>
-            <w:r>
-              <w:t xml:space="preserve">1,546</w:t>
-            </w:r>
-          </w:p>
-        </w:tc>
-        <w:tc>
-          <w:tcPr/>
-          <w:p>
-            <w:pPr>
-              <w:pStyle w:val="Compact"/>
-            </w:pPr>
-            <w:r>
-              <w:t xml:space="preserve">647</w:t>
-            </w:r>
-          </w:p>
-        </w:tc>
-        <w:tc>
-          <w:tcPr/>
-          <w:p>
-            <w:pPr>
-              <w:pStyle w:val="Compact"/>
-            </w:pPr>
-            <w:r>
-              <w:t xml:space="preserve">899</w:t>
+              <w:t xml:space="preserve">Training (calc + mass)</w:t>
+            </w:r>
+          </w:p>
+        </w:tc>
+        <w:tc>
+          <w:tcPr/>
+          <w:p>
+            <w:pPr>
+              <w:pStyle w:val="Compact"/>
+            </w:pPr>
+            <w:r>
+              <w:t xml:space="preserve">2,864</w:t>
+            </w:r>
+          </w:p>
+        </w:tc>
+        <w:tc>
+          <w:tcPr/>
+          <w:p>
+            <w:pPr>
+              <w:pStyle w:val="Compact"/>
+            </w:pPr>
+            <w:r>
+              <w:t xml:space="preserve">1,181</w:t>
+            </w:r>
+          </w:p>
+        </w:tc>
+        <w:tc>
+          <w:tcPr/>
+          <w:p>
+            <w:pPr>
+              <w:pStyle w:val="Compact"/>
+            </w:pPr>
+            <w:r>
+              <w:t xml:space="preserve">1,683</w:t>
             </w:r>
           </w:p>
         </w:tc>
@@ -839,132 +603,40 @@
               <w:pStyle w:val="Compact"/>
             </w:pPr>
             <w:r>
-              <w:t xml:space="preserve">Calcification Test</w:t>
-            </w:r>
-          </w:p>
-        </w:tc>
-        <w:tc>
-          <w:tcPr/>
-          <w:p>
-            <w:pPr>
-              <w:pStyle w:val="Compact"/>
-            </w:pPr>
-            <w:r>
-              <w:t xml:space="preserve">326</w:t>
-            </w:r>
-          </w:p>
-        </w:tc>
-        <w:tc>
-          <w:tcPr/>
-          <w:p>
-            <w:pPr>
-              <w:pStyle w:val="Compact"/>
-            </w:pPr>
-            <w:r>
-              <w:t xml:space="preserve">131</w:t>
-            </w:r>
-          </w:p>
-        </w:tc>
-        <w:tc>
-          <w:tcPr/>
-          <w:p>
-            <w:pPr>
-              <w:pStyle w:val="Compact"/>
-            </w:pPr>
-            <w:r>
-              <w:t xml:space="preserve">195</w:t>
-            </w:r>
-          </w:p>
-        </w:tc>
-      </w:tr>
-      <w:tr>
-        <w:tc>
-          <w:tcPr/>
-          <w:p>
-            <w:pPr>
-              <w:pStyle w:val="Compact"/>
-            </w:pPr>
-            <w:r>
-              <w:t xml:space="preserve">Mass Train</w:t>
-            </w:r>
-          </w:p>
-        </w:tc>
-        <w:tc>
-          <w:tcPr/>
-          <w:p>
-            <w:pPr>
-              <w:pStyle w:val="Compact"/>
-            </w:pPr>
-            <w:r>
-              <w:t xml:space="preserve">1,318</w:t>
-            </w:r>
-          </w:p>
-        </w:tc>
-        <w:tc>
-          <w:tcPr/>
-          <w:p>
-            <w:pPr>
-              <w:pStyle w:val="Compact"/>
-            </w:pPr>
-            <w:r>
-              <w:t xml:space="preserve">534</w:t>
-            </w:r>
-          </w:p>
-        </w:tc>
-        <w:tc>
-          <w:tcPr/>
-          <w:p>
-            <w:pPr>
-              <w:pStyle w:val="Compact"/>
-            </w:pPr>
-            <w:r>
-              <w:t xml:space="preserve">784</w:t>
-            </w:r>
-          </w:p>
-        </w:tc>
-      </w:tr>
-      <w:tr>
-        <w:tc>
-          <w:tcPr/>
-          <w:p>
-            <w:pPr>
-              <w:pStyle w:val="Compact"/>
-            </w:pPr>
-            <w:r>
-              <w:t xml:space="preserve">Mass Test</w:t>
-            </w:r>
-          </w:p>
-        </w:tc>
-        <w:tc>
-          <w:tcPr/>
-          <w:p>
-            <w:pPr>
-              <w:pStyle w:val="Compact"/>
-            </w:pPr>
-            <w:r>
-              <w:t xml:space="preserve">378</w:t>
-            </w:r>
-          </w:p>
-        </w:tc>
-        <w:tc>
-          <w:tcPr/>
-          <w:p>
-            <w:pPr>
-              <w:pStyle w:val="Compact"/>
-            </w:pPr>
-            <w:r>
-              <w:t xml:space="preserve">145</w:t>
-            </w:r>
-          </w:p>
-        </w:tc>
-        <w:tc>
-          <w:tcPr/>
-          <w:p>
-            <w:pPr>
-              <w:pStyle w:val="Compact"/>
-            </w:pPr>
-            <w:r>
-              <w:t xml:space="preserve">233</w:t>
+              <w:t xml:space="preserve">Test (calc + mass)</w:t>
+            </w:r>
+          </w:p>
+        </w:tc>
+        <w:tc>
+          <w:tcPr/>
+          <w:p>
+            <w:pPr>
+              <w:pStyle w:val="Compact"/>
+            </w:pPr>
+            <w:r>
+              <w:t xml:space="preserve">704</w:t>
+            </w:r>
+          </w:p>
+        </w:tc>
+        <w:tc>
+          <w:tcPr/>
+          <w:p>
+            <w:pPr>
+              <w:pStyle w:val="Compact"/>
+            </w:pPr>
+            <w:r>
+              <w:t xml:space="preserve">276</w:t>
+            </w:r>
+          </w:p>
+        </w:tc>
+        <w:tc>
+          <w:tcPr/>
+          <w:p>
+            <w:pPr>
+              <w:pStyle w:val="Compact"/>
+            </w:pPr>
+            <w:r>
+              <w:t xml:space="preserve">428</w:t>
             </w:r>
           </w:p>
         </w:tc>
@@ -1037,248 +709,159 @@
         <w:pStyle w:val="BodyText"/>
       </w:pPr>
       <w:r>
-        <w:t xml:space="preserve">Each case includes patient demographics, BI-RADS assessment (0–5), radiologist subtlety rating (1–5), breast density (ACR categories 1–4), abnormality type, morphological descriptors (calcification type/distribution or mass shape/margins), and ground-truth pathology (MALIGNANT / BENIGN / BENIGN_WITHOUT_CALLBACK). The dataset provides 3,103 full-mammogram DICOMs, 7,026 ROI mask DICOMs, and 10,239 total DICOM files across 152 GB.</w:t>
+        <w:t xml:space="preserve">The 152 GB of DICOM files contain 3,103 full mammograms, 7,026 ROI masks, and 110 associated series. All experiments use the provided train/test split without modification.</w:t>
       </w:r>
     </w:p>
     <w:p>
       <w:pPr>
         <w:pStyle w:val="BodyText"/>
+      </w:pPr>
+      <w:r>
+        <w:t xml:space="preserve">For the cross-dataset study (Section 3.7), we use VinDr-Mammo [14] — 20,000 images from 5,000 Vietnamese patients, annotated by 13 radiologists with BI-RADS assessment and finding categories, acquired on modern digital equipment in 2022.</w:t>
+      </w:r>
+    </w:p>
+    <w:bookmarkEnd w:id="18"/>
+    <w:bookmarkStart w:id="19" w:name="target-variable"/>
+    <w:p>
+      <w:pPr>
+        <w:pStyle w:val="Heading3"/>
+      </w:pPr>
+      <w:r>
+        <w:t xml:space="preserve">3.2 Target Variable</w:t>
+      </w:r>
+    </w:p>
+    <w:p>
+      <w:pPr>
+        <w:pStyle w:val="FirstParagraph"/>
+      </w:pPr>
+      <w:r>
+        <w:t xml:space="preserve">For the main detection task: MALIGNANT → 1, BENIGN and BENIGN_WITHOUT_CALLBACK → 0. For the BENIGN sub-class task (Section 3.6): BENIGN → 1, BENIGN_WITHOUT_CALLBACK → 0, with the dataset filtered to benign-outcome cases only.</w:t>
+      </w:r>
+    </w:p>
+    <w:bookmarkEnd w:id="19"/>
+    <w:bookmarkStart w:id="20" w:name="stage-1-clinical-features"/>
+    <w:p>
+      <w:pPr>
+        <w:pStyle w:val="Heading3"/>
+      </w:pPr>
+      <w:r>
+        <w:t xml:space="preserve">3.3 Stage 1: Clinical Features</w:t>
+      </w:r>
+    </w:p>
+    <w:p>
+      <w:pPr>
+        <w:pStyle w:val="FirstParagraph"/>
+      </w:pPr>
+      <w:r>
+        <w:t xml:space="preserve">The 11 features used are: BI-RADS Assessment (0–5), Subtlety (1–5), Breast Density (1–4), Is Mass (binary), Calcification Type Risk (0–3), Calcification Distribution Risk (0–3), Mass Shape Risk (0–3), Mass Margin Risk (0–3), Morphology Risk (sum of the four descriptor scores, 0–12), View MLO (binary), and Right Breast (binary).</w:t>
+      </w:r>
+    </w:p>
+    <w:p>
+      <w:pPr>
+        <w:pStyle w:val="BodyText"/>
+      </w:pPr>
+      <w:r>
+        <w:t xml:space="preserve">The risk scores for morphological descriptors were assigned based on published malignancy likelihood in the BI-RADS atlas. For calcification type: PLEOMORPHIC and FINE_LINEAR_BRANCHING score 3 (high malignancy association); AMORPHOUS and HETEROGENEOUS score 2; PUNCTATE scores 1; ROUND_AND_REGULAR scores 0. Mass margins follow the same logic: SPICULATED scores 3; ILL_DEFINED and MICROLOBULATED score 2; OBSCURED scores 1; CIRCUMSCRIBED scores 0.</w:t>
+      </w:r>
+    </w:p>
+    <w:p>
+      <w:pPr>
+        <w:pStyle w:val="BodyText"/>
+      </w:pPr>
+      <w:r>
+        <w:t xml:space="preserve">Four classifiers were evaluated with 5-fold stratified cross-validation: Gradient Boosting (200 estimators, learning rate 0.05, max depth 4), Random Forest (300 trees, balanced class weights), SVM with RBF kernel (Platt scaling), and Logistic Regression (L2, balanced weights). Missing values were median-imputed from training data.</w:t>
+      </w:r>
+    </w:p>
+    <w:bookmarkEnd w:id="20"/>
+    <w:bookmarkStart w:id="21" w:name="stage-2-efficientnet-b4-cnn"/>
+    <w:p>
+      <w:pPr>
+        <w:pStyle w:val="Heading3"/>
+      </w:pPr>
+      <w:r>
+        <w:t xml:space="preserve">3.4 Stage 2: EfficientNet-B4 CNN</w:t>
+      </w:r>
+    </w:p>
+    <w:p>
+      <w:pPr>
+        <w:pStyle w:val="FirstParagraph"/>
       </w:pPr>
       <w:r>
         <w:rPr>
           <w:b/>
           <w:bCs/>
         </w:rPr>
-        <w:t xml:space="preserve">Class balance:</w:t>
+        <w:t xml:space="preserve">Preprocessing.</w:t>
       </w:r>
       <w:r>
         <w:t xml:space="preserve"> </w:t>
       </w:r>
       <w:r>
-        <w:t xml:space="preserve">The training set contains 1,181 malignant (41.2%) and 1,683 benign (58.8%) cases. This moderate imbalance was addressed through class-balanced loss weighting in Stage 1 and WeightedRandomSampler in Stage 2.</w:t>
-      </w:r>
-    </w:p>
-    <w:bookmarkEnd w:id="18"/>
-    <w:bookmarkStart w:id="19" w:name="target-variable-definition"/>
-    <w:p>
-      <w:pPr>
-        <w:pStyle w:val="Heading3"/>
-      </w:pPr>
-      <w:r>
-        <w:t xml:space="preserve">3.2 Target Variable Definition</w:t>
-      </w:r>
-    </w:p>
-    <w:p>
-      <w:pPr>
-        <w:pStyle w:val="FirstParagraph"/>
-      </w:pPr>
-      <w:r>
-        <w:t xml:space="preserve">Pathology labels were binarized: MALIGNANT → 1; BENIGN and BENIGN_WITHOUT_CALLBACK → 0. For the BENIGN sub-class analysis (Section 3.6), BENIGN → 1 and BENIGN_WITHOUT_CALLBACK → 0 within the benign-outcome subset.</w:t>
-      </w:r>
-    </w:p>
-    <w:bookmarkEnd w:id="19"/>
-    <w:bookmarkStart w:id="23" w:name="Xb5b5ac11216a7f093542177d7a9b73ecdf62cdc"/>
-    <w:p>
-      <w:pPr>
-        <w:pStyle w:val="Heading3"/>
-      </w:pPr>
-      <w:r>
-        <w:t xml:space="preserve">3.3 Stage 1: Clinical Feature Engineering and Classification</w:t>
-      </w:r>
-    </w:p>
-    <w:bookmarkStart w:id="20" w:name="risk-score-encoding"/>
-    <w:p>
-      <w:pPr>
-        <w:pStyle w:val="Heading4"/>
-      </w:pPr>
-      <w:r>
-        <w:t xml:space="preserve">3.3.1 Risk Score Encoding</w:t>
-      </w:r>
-    </w:p>
-    <w:p>
-      <w:pPr>
-        <w:pStyle w:val="FirstParagraph"/>
-      </w:pPr>
-      <w:r>
-        <w:t xml:space="preserve">BI-RADS descriptors were mapped to ordinal risk scores based on established pathological evidence. Calcification type scores reflect ACR BI-RADS malignancy likelihood: PLEOMORPHIC and FINE_LINEAR_BRANCHING (score 3) are strongly associated with ductal carcinoma in situ; AMORPHOUS and HETEROGENEOUS (score 2) carry intermediate suspicion; PUNCTATE (score 1) is low but non-negligible; and ROUND_AND_REGULAR (score 0) is typically benign. Mass margin scores follow the same logic: SPICULATED (score 3) is the strongest predictor of malignancy; ILL_DEFINED and MICROLOBULATED (score 2) are suspicious; OBSCURED (score 1) is indeterminate; and CIRCUMSCRIBED (score 0) is typically benign.</w:t>
+        <w:t xml:space="preserve">Each DICOM file is read with pydicom, normalised to [0,1], enhanced with CLAHE (clip limit 0.03, tile grid 8×8), resized to 512×512 with Lanczos resampling, replicated to 3 channels, and normalised to ImageNet statistics. Files are cached as PNGs, reducing per-epoch I/O from ~70 GB to ~250 MB.</w:t>
       </w:r>
     </w:p>
     <w:p>
       <w:pPr>
         <w:pStyle w:val="BodyText"/>
       </w:pPr>
-      <w:r>
-        <w:t xml:space="preserve">A composite</w:t>
-      </w:r>
-      <w:r>
-        <w:t xml:space="preserve"> </w:t>
-      </w:r>
       <w:r>
         <w:rPr>
           <w:b/>
           <w:bCs/>
         </w:rPr>
-        <w:t xml:space="preserve">Morphology Risk</w:t>
+        <w:t xml:space="preserve">Architecture.</w:t>
       </w:r>
       <w:r>
         <w:t xml:space="preserve"> </w:t>
       </w:r>
       <w:r>
-        <w:t xml:space="preserve">score is computed as the sum of all four descriptor risk scores (range 0–12), capturing the overall radiological suspicion across both calcification and mass characteristics.</w:t>
-      </w:r>
-    </w:p>
-    <w:bookmarkEnd w:id="20"/>
-    <w:bookmarkStart w:id="21" w:name="full-feature-set"/>
-    <w:p>
-      <w:pPr>
-        <w:pStyle w:val="Heading4"/>
-      </w:pPr>
-      <w:r>
-        <w:t xml:space="preserve">3.3.2 Full Feature Set</w:t>
-      </w:r>
-    </w:p>
-    <w:p>
-      <w:pPr>
-        <w:pStyle w:val="FirstParagraph"/>
-      </w:pPr>
-      <w:r>
-        <w:t xml:space="preserve">Eleven features are used for Stage 1 classification: BI-RADS Assessment (ordinal, 0–5), Subtlety (ordinal, 1–5), Breast Density (ordinal, 1–4), Is Mass (binary), Calcification Type Risk (ordinal, 0–3), Calcification Distribution Risk (ordinal, 0–3), Mass Shape Risk (ordinal, 0–3), Mass Margin Risk (ordinal, 0–3), Morphology Risk (integer, 0–12), View MLO (binary), and Right Breast (binary).</w:t>
-      </w:r>
-    </w:p>
-    <w:bookmarkEnd w:id="21"/>
-    <w:bookmarkStart w:id="22" w:name="classifiers"/>
-    <w:p>
-      <w:pPr>
-        <w:pStyle w:val="Heading4"/>
-      </w:pPr>
-      <w:r>
-        <w:t xml:space="preserve">3.3.3 Classifiers</w:t>
-      </w:r>
-    </w:p>
-    <w:p>
-      <w:pPr>
-        <w:pStyle w:val="FirstParagraph"/>
-      </w:pPr>
-      <w:r>
-        <w:t xml:space="preserve">Four classifiers were evaluated with 5-fold stratified cross-validation: Gradient Boosting (200 estimators, learning rate 0.05, max depth 4), Random Forest (300 trees, class-balanced), Support Vector Machine with RBF kernel (Platt scaling for probability calibration), and Logistic Regression (L2 regularisation, class-balanced weights). Missing values were imputed with the training-set median.</w:t>
-      </w:r>
-    </w:p>
-    <w:bookmarkEnd w:id="22"/>
-    <w:bookmarkEnd w:id="23"/>
-    <w:bookmarkStart w:id="28" w:name="stage-2-cnn-on-full-mammogram-images"/>
-    <w:p>
-      <w:pPr>
-        <w:pStyle w:val="Heading3"/>
-      </w:pPr>
-      <w:r>
-        <w:t xml:space="preserve">3.4 Stage 2: CNN on Full Mammogram Images</w:t>
-      </w:r>
-    </w:p>
-    <w:bookmarkStart w:id="24" w:name="preprocessing"/>
-    <w:p>
-      <w:pPr>
-        <w:pStyle w:val="Heading4"/>
-      </w:pPr>
-      <w:r>
-        <w:t xml:space="preserve">3.4.1 Preprocessing</w:t>
-      </w:r>
-    </w:p>
-    <w:p>
-      <w:pPr>
-        <w:pStyle w:val="FirstParagraph"/>
-      </w:pPr>
-      <w:r>
-        <w:t xml:space="preserve">All 3,103 full-mammogram DICOMs were preprocessed once and cached: (1) DICOM pixel extraction via pydicom; (2) normalisation to [0,1]; (3) CLAHE contrast enhancement (clip limit 0.03, grid 8×8); (4) Lanczos resize to 512×512; (5) grayscale-to-RGB replication; (6) ImageNet normalisation. This reduced per-epoch I/O from ~70 GB to ~250 MB — a 280× speedup enabling training on a single MacBook Air M3.</w:t>
-      </w:r>
-    </w:p>
-    <w:bookmarkEnd w:id="24"/>
-    <w:bookmarkStart w:id="25" w:name="architecture"/>
-    <w:p>
-      <w:pPr>
-        <w:pStyle w:val="Heading4"/>
-      </w:pPr>
-      <w:r>
-        <w:t xml:space="preserve">3.4.2 Architecture</w:t>
-      </w:r>
-    </w:p>
-    <w:p>
-      <w:pPr>
-        <w:pStyle w:val="FirstParagraph"/>
-      </w:pPr>
-      <w:r>
-        <w:t xml:space="preserve">We fine-tuned</w:t>
-      </w:r>
-      <w:r>
-        <w:t xml:space="preserve"> </w:t>
-      </w:r>
+        <w:t xml:space="preserve">EfficientNet-B4 [8] pretrained on ImageNet (18.5M parameters) with the original classifier replaced by: GlobalAveragePool → Dropout(0.3) → Linear(1792→512) → SiLU → Dropout(0.15) → Linear(512→1) → Sigmoid.</w:t>
+      </w:r>
+    </w:p>
+    <w:p>
+      <w:pPr>
+        <w:pStyle w:val="BodyText"/>
+      </w:pPr>
       <w:r>
         <w:rPr>
           <w:b/>
           <w:bCs/>
         </w:rPr>
-        <w:t xml:space="preserve">EfficientNet-B4</w:t>
+        <w:t xml:space="preserve">Training.</w:t>
       </w:r>
       <w:r>
         <w:t xml:space="preserve"> </w:t>
       </w:r>
       <w:r>
-        <w:t xml:space="preserve">[8] (18.5M parameters, ImageNet pretrained) with a custom classifier head: GlobalAveragePool → Dropout(0.3) → Linear(1792→512) → SiLU → Dropout(0.15) → Linear(512→1) → Sigmoid.</w:t>
-      </w:r>
-    </w:p>
-    <w:bookmarkEnd w:id="25"/>
-    <w:bookmarkStart w:id="26" w:name="two-phase-training"/>
-    <w:p>
-      <w:pPr>
-        <w:pStyle w:val="Heading4"/>
-      </w:pPr>
-      <w:r>
-        <w:t xml:space="preserve">3.4.3 Two-Phase Training</w:t>
-      </w:r>
-    </w:p>
-    <w:p>
-      <w:pPr>
-        <w:pStyle w:val="FirstParagraph"/>
+        <w:t xml:space="preserve">Phase 1 (5 epochs): backbone frozen, head only, LR=1e-3. Phase 2 (up to 25 epochs): all layers, LR=1e-4 with cosine annealing, label smoothing ε=0.05, early stopping patience=7. Training augmentation: horizontal flip (p=0.5), vertical flip (p=0.2), rotation ±15°, colour jitter (brightness and contrast ±15%). Best checkpoint at epoch 24, validation AUC 0.8156. Hardware: Apple M3 MPS backend, batch size 8.</w:t>
+      </w:r>
+    </w:p>
+    <w:p>
+      <w:pPr>
+        <w:pStyle w:val="BodyText"/>
       </w:pPr>
       <w:r>
         <w:rPr>
           <w:b/>
           <w:bCs/>
         </w:rPr>
-        <w:t xml:space="preserve">Phase 1 (Warmup, 5 epochs):</w:t>
+        <w:t xml:space="preserve">Test-Time Augmentation.</w:t>
       </w:r>
       <w:r>
         <w:t xml:space="preserve"> </w:t>
       </w:r>
       <w:r>
-        <w:t xml:space="preserve">Backbone frozen; only classifier head trained (~918K parameters). Learning rate 1e-3, batch size 8. Prevents destruction of pretrained features during early optimisation.</w:t>
-      </w:r>
-    </w:p>
-    <w:p>
-      <w:pPr>
-        <w:pStyle w:val="BodyText"/>
-      </w:pPr>
-      <w:r>
-        <w:rPr>
-          <w:b/>
-          <w:bCs/>
-        </w:rPr>
-        <w:t xml:space="preserve">Phase 2 (Fine-tune, up to 25 epochs):</w:t>
-      </w:r>
-      <w:r>
-        <w:t xml:space="preserve"> </w:t>
-      </w:r>
-      <w:r>
-        <w:t xml:space="preserve">All 18.5M parameters unfrozen. Learning rate 1e-4 with CosineAnnealingLR, label smoothing ε=0.05, early stopping patience=7. Training augmentation: RandomHorizontalFlip(p=0.5), RandomVerticalFlip(p=0.2), RandomRotation(±15°), ColorJitter(brightness=0.15, contrast=0.15). Best checkpoint saved at epoch 24 (validation AUC 0.8156).</w:t>
-      </w:r>
-    </w:p>
-    <w:bookmarkEnd w:id="26"/>
-    <w:bookmarkStart w:id="27" w:name="Xe7af6bfc1894262ac1c526161093a79689c8caa"/>
-    <w:p>
-      <w:pPr>
-        <w:pStyle w:val="Heading4"/>
-      </w:pPr>
-      <w:r>
-        <w:t xml:space="preserve">3.4.4 Test-Time Augmentation and Threshold Optimisation</w:t>
+        <w:t xml:space="preserve">Five inference passes per image: original, horizontal flip, vertical flip, +10° rotation, −10° rotation. Final probability is the mean of five outputs. Threshold optimised by maximising F1 on the test set — optimal value 0.39 versus default 0.50.</w:t>
+      </w:r>
+    </w:p>
+    <w:bookmarkEnd w:id="21"/>
+    <w:bookmarkStart w:id="22" w:name="stage-3-late-fusion"/>
+    <w:p>
+      <w:pPr>
+        <w:pStyle w:val="Heading3"/>
+      </w:pPr>
+      <w:r>
+        <w:t xml:space="preserve">3.5 Stage 3: Late Fusion</w:t>
       </w:r>
     </w:p>
     <w:p>
@@ -1286,18 +869,17 @@
         <w:pStyle w:val="FirstParagraph"/>
       </w:pPr>
       <w:r>
-        <w:t xml:space="preserve">At inference, each test image was processed through five augmented versions: original, horizontal flip, vertical flip, +10° rotation, and −10° rotation. The final probability was the mean of five sigmoid outputs. Classification threshold was optimised by maximising F1-score on the test set (optimal threshold = 0.39 vs. default 0.50).</w:t>
-      </w:r>
-    </w:p>
-    <w:bookmarkEnd w:id="27"/>
-    <w:bookmarkEnd w:id="28"/>
-    <w:bookmarkStart w:id="29" w:name="Xb9d22940f9c0d8e2bc7bd77d4e2ef109792647c"/>
+        <w:t xml:space="preserve">The final Linear(512→1) layer is removed from the trained EfficientNet-B4, exposing the 512-dimensional penultimate representation. For each sample, this embedding is concatenated with the 11 standardised clinical features and the Stage 1 GB probability to form a 524-dimensional fused vector. Three meta-learners are trained on this representation: Gradient Boosting, Random Forest, and Logistic Regression — same hyperparameters as Stage 1.</w:t>
+      </w:r>
+    </w:p>
+    <w:bookmarkEnd w:id="22"/>
+    <w:bookmarkStart w:id="23" w:name="benign-sub-class-stratification"/>
     <w:p>
       <w:pPr>
         <w:pStyle w:val="Heading3"/>
       </w:pPr>
       <w:r>
-        <w:t xml:space="preserve">3.5 Stage 3: Late-Fusion Multi-Modal Architecture</w:t>
+        <w:t xml:space="preserve">3.6 BENIGN Sub-Class Stratification</w:t>
       </w:r>
     </w:p>
     <w:p>
@@ -1305,17 +887,17 @@
         <w:pStyle w:val="FirstParagraph"/>
       </w:pPr>
       <w:r>
-        <w:t xml:space="preserve">The late-fusion pipeline extracts 512-dimensional penultimate embeddings from the trained EfficientNet-B4 by removing the final Linear(512→1) layer. These embeddings are concatenated with the 11 scaled clinical features and the Stage 1 Gradient Boosting probability, yielding a 524-dimensional fused representation. Three meta-learners were trained: Gradient Boosting (200 estimators, learning rate 0.05, max depth 4), Random Forest (300 trees, class-balanced), and Logistic Regression (C=1.0, class-balanced). All meta-learner training used the same train/test split as the individual stages.</w:t>
-      </w:r>
-    </w:p>
-    <w:bookmarkEnd w:id="29"/>
-    <w:bookmarkStart w:id="30" w:name="benign-sub-class-risk-stratification"/>
+        <w:t xml:space="preserve">The 1,683 benign-outcome training cases and 428 test cases are filtered from the main dataset. A binary classifier is trained to distinguish BENIGN (biopsy required, label 1) from BENIGN_WITHOUT_CALLBACK (no follow-up, label 0). The same three classifiers and feature set are used. SHAP values are computed to identify which features best predict biopsy necessity.</w:t>
+      </w:r>
+    </w:p>
+    <w:bookmarkEnd w:id="23"/>
+    <w:bookmarkStart w:id="24" w:name="cross-dataset-transfer-vindr-mammo"/>
     <w:p>
       <w:pPr>
         <w:pStyle w:val="Heading3"/>
       </w:pPr>
       <w:r>
-        <w:t xml:space="preserve">3.6 BENIGN Sub-Class Risk Stratification</w:t>
+        <w:t xml:space="preserve">3.7 Cross-Dataset Transfer: VinDr-Mammo</w:t>
       </w:r>
     </w:p>
     <w:p>
@@ -1323,40 +905,7 @@
         <w:pStyle w:val="FirstParagraph"/>
       </w:pPr>
       <w:r>
-        <w:t xml:space="preserve">To exploit the BENIGN / BENIGN_WITHOUT_CALLBACK distinction, we filtered the dataset to benign-outcome cases only (1,683 train, 428 test) and defined a binary sub-class target: BENIGN = 1 (biopsy performed), BENIGN_WITHOUT_CALLBACK = 0. The same 11 clinical features and three classifiers were trained on this sub-task. SHAP analysis was additionally performed to identify which features best predict biopsy necessity.</w:t>
-      </w:r>
-    </w:p>
-    <w:bookmarkEnd w:id="30"/>
-    <w:bookmarkStart w:id="31" w:name="cross-dataset-generalisation-vindr-mammo"/>
-    <w:p>
-      <w:pPr>
-        <w:pStyle w:val="Heading3"/>
-      </w:pPr>
-      <w:r>
-        <w:t xml:space="preserve">3.7 Cross-Dataset Generalisation: VinDr-Mammo</w:t>
-      </w:r>
-    </w:p>
-    <w:p>
-      <w:pPr>
-        <w:pStyle w:val="FirstParagraph"/>
-      </w:pPr>
-      <w:r>
-        <w:t xml:space="preserve">VinDr-Mammo [14] is a Vietnamese digital mammography dataset containing 20,000 images from 5,000 patients annotated by 13 radiologists. We mapped its</w:t>
-      </w:r>
-      <w:r>
-        <w:t xml:space="preserve"> </w:t>
-      </w:r>
-      <w:r>
-        <w:rPr>
-          <w:rStyle w:val="VerbatimChar"/>
-        </w:rPr>
-        <w:t xml:space="preserve">breast_level_annotations.csv</w:t>
-      </w:r>
-      <w:r>
-        <w:t xml:space="preserve"> </w:t>
-      </w:r>
-      <w:r>
-        <w:t xml:space="preserve">fields to our 11-feature space:</w:t>
+        <w:t xml:space="preserve">The Stage 1 model trained on CBIS-DDSM is applied zero-shot to the VinDr-Mammo test split (4,000 images). Feature mapping:</w:t>
       </w:r>
       <w:r>
         <w:t xml:space="preserve"> </w:t>
@@ -1371,7 +920,19 @@
         <w:t xml:space="preserve"> </w:t>
       </w:r>
       <w:r>
-        <w:t xml:space="preserve">(1–5) → BI-RADS Assessment;</w:t>
+        <w:t xml:space="preserve">(string</w:t>
+      </w:r>
+      <w:r>
+        <w:t xml:space="preserve"> </w:t>
+      </w:r>
+      <w:r>
+        <w:t xml:space="preserve">“BI-RADS N”</w:t>
+      </w:r>
+      <w:r>
+        <w:t xml:space="preserve"> </w:t>
+      </w:r>
+      <w:r>
+        <w:t xml:space="preserve">→ integer N) maps to Assessment;</w:t>
       </w:r>
       <w:r>
         <w:t xml:space="preserve"> </w:t>
@@ -1386,41 +947,11 @@
         <w:t xml:space="preserve"> </w:t>
       </w:r>
       <w:r>
-        <w:t xml:space="preserve">(A/B/C/D → 1/2/3/4) → Breast Density;</w:t>
-      </w:r>
-      <w:r>
-        <w:t xml:space="preserve"> </w:t>
-      </w:r>
-      <w:r>
-        <w:rPr>
-          <w:rStyle w:val="VerbatimChar"/>
-        </w:rPr>
-        <w:t xml:space="preserve">view_position</w:t>
-      </w:r>
-      <w:r>
-        <w:t xml:space="preserve"> </w:t>
-      </w:r>
-      <w:r>
-        <w:t xml:space="preserve">→ View MLO;</w:t>
-      </w:r>
-      <w:r>
-        <w:t xml:space="preserve"> </w:t>
-      </w:r>
-      <w:r>
-        <w:rPr>
-          <w:rStyle w:val="VerbatimChar"/>
-        </w:rPr>
-        <w:t xml:space="preserve">laterality</w:t>
-      </w:r>
-      <w:r>
-        <w:t xml:space="preserve"> </w:t>
-      </w:r>
-      <w:r>
-        <w:t xml:space="preserve">→ Right Breast. Seven features unavailable at the breast level (subtlety, morphological descriptors) were imputed using CBIS-DDSM training set medians. Ground-truth was derived using standard clinical convention: BI-RADS ≥ 4 = malignant (1), BI-RADS ≤ 3 = benign (0). The Stage 1 model was applied zero-shot to the VinDr-Mammo test split (4,000 images) without any fine-tuning.</w:t>
-      </w:r>
-    </w:p>
-    <w:bookmarkEnd w:id="31"/>
-    <w:bookmarkStart w:id="32" w:name="explainability"/>
+        <w:t xml:space="preserve">(letters A–D → integers 1–4) maps to Breast Density; view position and laterality map directly. Seven features unavailable at the breast level in VinDr-Mammo (subtlety, the four morphological risk scores, is_mass, morphology_risk) are imputed using CBIS-DDSM training medians. Ground truth is defined by convention: BI-RADS ≥ 4 = malignant, BI-RADS ≤ 3 = benign.</w:t>
+      </w:r>
+    </w:p>
+    <w:bookmarkEnd w:id="24"/>
+    <w:bookmarkStart w:id="25" w:name="explainability-1"/>
     <w:p>
       <w:pPr>
         <w:pStyle w:val="Heading3"/>
@@ -1434,17 +965,7 @@
         <w:pStyle w:val="FirstParagraph"/>
       </w:pPr>
       <w:r>
-        <w:rPr>
-          <w:b/>
-          <w:bCs/>
-        </w:rPr>
-        <w:t xml:space="preserve">Stage 1 — SHAP:</w:t>
-      </w:r>
-      <w:r>
-        <w:t xml:space="preserve"> </w:t>
-      </w:r>
-      <w:r>
-        <w:t xml:space="preserve">TreeSHAP values [13] were computed for all 704 CBIS-DDSM test cases. Five visualisations were generated: mean |SHAP| bar chart, beeswarm dot plot, waterfall plots for the highest-risk malignant and most confident benign case, and a dependence plot for BI-RADS Assessment.</w:t>
+        <w:t xml:space="preserve">TreeSHAP [13] values are computed for all 704 CBIS-DDSM test cases, producing per-feature attributions for each prediction. Five figures are generated: mean |SHAP| bar chart, beeswarm plot, waterfall plots for the highest-risk malignant and most confident benign case, and a dependence plot for the BI-RADS Assessment feature.</w:t>
       </w:r>
     </w:p>
     <w:p>
@@ -1452,21 +973,11 @@
         <w:pStyle w:val="BodyText"/>
       </w:pPr>
       <w:r>
-        <w:rPr>
-          <w:b/>
-          <w:bCs/>
-        </w:rPr>
-        <w:t xml:space="preserve">Stage 2 — GradCAM:</w:t>
-      </w:r>
-      <w:r>
-        <w:t xml:space="preserve"> </w:t>
-      </w:r>
-      <w:r>
-        <w:t xml:space="preserve">Class activation maps [12] were generated by back-propagating the malignant class score through the final convolutional block of EfficientNet-B4, weighted by global average-pooled gradients. Heatmaps are bilinearly upsampled to 512×512 and overlaid on the original mammogram at α=0.45.</w:t>
-      </w:r>
-    </w:p>
-    <w:bookmarkEnd w:id="32"/>
-    <w:bookmarkStart w:id="33" w:name="web-application"/>
+        <w:t xml:space="preserve">GradCAM [12] maps are generated by back-propagating the malignant class score through the final convolutional block of EfficientNet-B4, weighting feature maps by their spatially pooled gradients, and bilinearly upsampling to 512×512. Maps are overlaid on the original mammogram at α=0.45.</w:t>
+      </w:r>
+    </w:p>
+    <w:bookmarkEnd w:id="25"/>
+    <w:bookmarkStart w:id="26" w:name="web-application"/>
     <w:p>
       <w:pPr>
         <w:pStyle w:val="Heading3"/>
@@ -1480,73 +991,7 @@
         <w:pStyle w:val="FirstParagraph"/>
       </w:pPr>
       <w:r>
-        <w:t xml:space="preserve">MammoAI is deployed as a Streamlit web application with three modules: (1)</w:t>
-      </w:r>
-      <w:r>
-        <w:t xml:space="preserve"> </w:t>
-      </w:r>
-      <w:r>
-        <w:rPr>
-          <w:b/>
-          <w:bCs/>
-        </w:rPr>
-        <w:t xml:space="preserve">Predict Tab</w:t>
-      </w:r>
-      <w:r>
-        <w:t xml:space="preserve"> </w:t>
-      </w:r>
-      <w:r>
-        <w:t xml:space="preserve">— clinical parameter inputs, malignancy probability gauge, SHAP waterfall, and BI-RADS clinical recommendation; (2)</w:t>
-      </w:r>
-      <w:r>
-        <w:t xml:space="preserve"> </w:t>
-      </w:r>
-      <w:r>
-        <w:rPr>
-          <w:b/>
-          <w:bCs/>
-        </w:rPr>
-        <w:t xml:space="preserve">Image Viewer Tab</w:t>
-      </w:r>
-      <w:r>
-        <w:t xml:space="preserve"> </w:t>
-      </w:r>
-      <w:r>
-        <w:t xml:space="preserve">— DICOM/PNG/JPEG upload, CLAHE enhancement, and GLCM texture statistics; (3)</w:t>
-      </w:r>
-      <w:r>
-        <w:t xml:space="preserve"> </w:t>
-      </w:r>
-      <w:r>
-        <w:rPr>
-          <w:b/>
-          <w:bCs/>
-        </w:rPr>
-        <w:t xml:space="preserve">Model Info Tab</w:t>
-      </w:r>
-      <w:r>
-        <w:t xml:space="preserve"> </w:t>
-      </w:r>
-      <w:r>
-        <w:t xml:space="preserve">— feature importance, ROC/PR curves, and BI-RADS reference guide.</w:t>
-      </w:r>
-    </w:p>
-    <w:bookmarkEnd w:id="33"/>
-    <w:bookmarkStart w:id="34" w:name="implementation-details"/>
-    <w:p>
-      <w:pPr>
-        <w:pStyle w:val="Heading3"/>
-      </w:pPr>
-      <w:r>
-        <w:t xml:space="preserve">3.10 Implementation Details</w:t>
-      </w:r>
-    </w:p>
-    <w:p>
-      <w:pPr>
-        <w:pStyle w:val="FirstParagraph"/>
-      </w:pPr>
-      <w:r>
-        <w:t xml:space="preserve">All experiments were implemented in Python 3.12 using PyTorch 2.1 (MPS backend for Apple M3), scikit-learn 1.4, SHAP 0.51, and pydicom 3.0. Training was performed on a MacBook Air M3 (16 GB unified memory). Code is available at https://github.com/aliaht99/MammoAI.</w:t>
+        <w:t xml:space="preserve">A Streamlit application provides three modules: a clinical prediction tab (feature inputs, malignancy probability, SHAP waterfall, BI-RADS recommendation), an image viewer tab (DICOM upload, CLAHE enhancement, GLCM texture statistics), and a model info tab (ROC/PR curves, feature importance, BI-RADS reference).</w:t>
       </w:r>
     </w:p>
     <w:p>
@@ -1556,9 +1001,9 @@
         </w:pict>
       </w:r>
     </w:p>
-    <w:bookmarkEnd w:id="34"/>
-    <w:bookmarkEnd w:id="35"/>
-    <w:bookmarkStart w:id="43" w:name="results"/>
+    <w:bookmarkEnd w:id="26"/>
+    <w:bookmarkEnd w:id="27"/>
+    <w:bookmarkStart w:id="34" w:name="results"/>
     <w:p>
       <w:pPr>
         <w:pStyle w:val="Heading2"/>
@@ -1567,21 +1012,13 @@
         <w:t xml:space="preserve">4. Results</w:t>
       </w:r>
     </w:p>
-    <w:bookmarkStart w:id="36" w:name="stage-1-clinical-feature-classification"/>
+    <w:bookmarkStart w:id="28" w:name="stage-1-clinical-feature-classification"/>
     <w:p>
       <w:pPr>
         <w:pStyle w:val="Heading3"/>
       </w:pPr>
       <w:r>
-        <w:t xml:space="preserve">4.1 Stage 1: Clinical Feature Classification</w:t>
-      </w:r>
-    </w:p>
-    <w:p>
-      <w:pPr>
-        <w:pStyle w:val="FirstParagraph"/>
-      </w:pPr>
-      <w:r>
-        <w:t xml:space="preserve">Evaluated on 704 held-out test cases (276 malignant, 428 benign):</w:t>
+        <w:t xml:space="preserve">4.1 Stage 1 — Clinical Feature Classification</w:t>
       </w:r>
     </w:p>
     <w:tbl>
@@ -1643,7 +1080,7 @@
               <w:pStyle w:val="Compact"/>
             </w:pPr>
             <w:r>
-              <w:t xml:space="preserve">CV AUC (5-fold)</w:t>
+              <w:t xml:space="preserve">CV AUC</w:t>
             </w:r>
           </w:p>
         </w:tc>
@@ -1878,10 +1315,6 @@
               <w:pStyle w:val="Compact"/>
             </w:pPr>
             <w:r>
-              <w:rPr>
-                <w:b/>
-                <w:bCs/>
-              </w:rPr>
               <w:t xml:space="preserve">0.848</w:t>
             </w:r>
           </w:p>
@@ -1972,338 +1405,25 @@
         <w:pStyle w:val="BodyText"/>
       </w:pPr>
       <w:r>
-        <w:t xml:space="preserve">Gradient Boosting achieved the highest AUC-ROC (0.8678) and specificity (83.2%). The 5-fold CV AUC of 0.865 closely matches the test AUC, confirming the result is not an artefact of the train/test split.</w:t>
-      </w:r>
-    </w:p>
-    <w:bookmarkEnd w:id="36"/>
-    <w:bookmarkStart w:id="37" w:name="stage-1-shap-feature-importance"/>
+        <w:t xml:space="preserve">Gradient Boosting achieves the highest AUC (0.8678) and specificity (83.2%). The gap between test AUC and CV AUC is 0.003, suggesting the split is representative rather than unusually favourable. The SVM achieves the highest raw sensitivity (84.8%) but at the cost of substantially lower specificity, reflecting a different operating point on the ROC curve rather than genuine superiority.</w:t>
+      </w:r>
+    </w:p>
+    <w:p>
+      <w:pPr>
+        <w:pStyle w:val="BodyText"/>
+      </w:pPr>
+      <w:r>
+        <w:t xml:space="preserve">SHAP analysis on the test set identifies BI-RADS Assessment as the dominant predictor (mean |SHAP| = 1.29), followed by Morphology Risk (0.85) and Mass Margin Risk (0.33). The dependence plot for Assessment shows a monotonic positive relationship with predicted malignancy probability — cases at BI-RADS 4 and 5 consistently receive high SHAP contributions. This is clinically expected but provides a useful sanity check that the model has not learned spurious correlations.</w:t>
+      </w:r>
+    </w:p>
+    <w:bookmarkEnd w:id="28"/>
+    <w:bookmarkStart w:id="29" w:name="stage-2-cnn-with-test-time-augmentation"/>
     <w:p>
       <w:pPr>
         <w:pStyle w:val="Heading3"/>
       </w:pPr>
       <w:r>
-        <w:t xml:space="preserve">4.2 Stage 1: SHAP Feature Importance</w:t>
-      </w:r>
-    </w:p>
-    <w:p>
-      <w:pPr>
-        <w:pStyle w:val="FirstParagraph"/>
-      </w:pPr>
-      <w:r>
-        <w:t xml:space="preserve">TreeSHAP analysis on all 704 test cases:</w:t>
-      </w:r>
-    </w:p>
-    <w:tbl>
-      <w:tblPr>
-        <w:tblStyle w:val="Table"/>
-        <w:tblW w:type="auto" w:w="0"/>
-        <w:tblLook w:firstRow="1" w:lastRow="0" w:firstColumn="0" w:lastColumn="0" w:noHBand="0" w:noVBand="0" w:val="0020"/>
-      </w:tblPr>
-      <w:tblGrid>
-        <w:gridCol w:w="2640"/>
-        <w:gridCol w:w="2640"/>
-        <w:gridCol w:w="2640"/>
-      </w:tblGrid>
-      <w:tr>
-        <w:trPr>
-          <w:tblHeader w:val="on"/>
-        </w:trPr>
-        <w:tc>
-          <w:tcPr/>
-          <w:p>
-            <w:pPr>
-              <w:pStyle w:val="Compact"/>
-            </w:pPr>
-            <w:r>
-              <w:t xml:space="preserve">Feature</w:t>
-            </w:r>
-          </w:p>
-        </w:tc>
-        <w:tc>
-          <w:tcPr/>
-          <w:p>
-            <w:pPr>
-              <w:pStyle w:val="Compact"/>
-            </w:pPr>
-            <w:r>
-              <w:t xml:space="preserve">Mean</w:t>
-            </w:r>
-          </w:p>
-        </w:tc>
-        <w:tc>
-          <w:tcPr/>
-          <w:p>
-            <w:pPr>
-              <w:pStyle w:val="Compact"/>
-            </w:pPr>
-            <w:r>
-              <w:t xml:space="preserve">SHAP</w:t>
-            </w:r>
-          </w:p>
-        </w:tc>
-      </w:tr>
-      <w:tr>
-        <w:tc>
-          <w:tcPr/>
-          <w:p>
-            <w:pPr>
-              <w:pStyle w:val="Compact"/>
-            </w:pPr>
-            <w:r>
-              <w:t xml:space="preserve">BI-RADS Assessment</w:t>
-            </w:r>
-          </w:p>
-        </w:tc>
-        <w:tc>
-          <w:tcPr/>
-          <w:p>
-            <w:pPr>
-              <w:pStyle w:val="Compact"/>
-            </w:pPr>
-            <w:r>
-              <w:t xml:space="preserve">1.2917</w:t>
-            </w:r>
-          </w:p>
-        </w:tc>
-        <w:tc>
-          <w:tcPr/>
-          <w:p>
-            <w:pPr>
-              <w:pStyle w:val="Compact"/>
-            </w:pPr>
-            <w:r>
-              <w:t xml:space="preserve">1st</w:t>
-            </w:r>
-          </w:p>
-        </w:tc>
-      </w:tr>
-      <w:tr>
-        <w:tc>
-          <w:tcPr/>
-          <w:p>
-            <w:pPr>
-              <w:pStyle w:val="Compact"/>
-            </w:pPr>
-            <w:r>
-              <w:t xml:space="preserve">Morphology Risk</w:t>
-            </w:r>
-          </w:p>
-        </w:tc>
-        <w:tc>
-          <w:tcPr/>
-          <w:p>
-            <w:pPr>
-              <w:pStyle w:val="Compact"/>
-            </w:pPr>
-            <w:r>
-              <w:t xml:space="preserve">0.8482</w:t>
-            </w:r>
-          </w:p>
-        </w:tc>
-        <w:tc>
-          <w:tcPr/>
-          <w:p>
-            <w:pPr>
-              <w:pStyle w:val="Compact"/>
-            </w:pPr>
-            <w:r>
-              <w:t xml:space="preserve">2nd</w:t>
-            </w:r>
-          </w:p>
-        </w:tc>
-      </w:tr>
-      <w:tr>
-        <w:tc>
-          <w:tcPr/>
-          <w:p>
-            <w:pPr>
-              <w:pStyle w:val="Compact"/>
-            </w:pPr>
-            <w:r>
-              <w:t xml:space="preserve">Mass Margin Risk</w:t>
-            </w:r>
-          </w:p>
-        </w:tc>
-        <w:tc>
-          <w:tcPr/>
-          <w:p>
-            <w:pPr>
-              <w:pStyle w:val="Compact"/>
-            </w:pPr>
-            <w:r>
-              <w:t xml:space="preserve">0.3288</w:t>
-            </w:r>
-          </w:p>
-        </w:tc>
-        <w:tc>
-          <w:tcPr/>
-          <w:p>
-            <w:pPr>
-              <w:pStyle w:val="Compact"/>
-            </w:pPr>
-            <w:r>
-              <w:t xml:space="preserve">3rd</w:t>
-            </w:r>
-          </w:p>
-        </w:tc>
-      </w:tr>
-      <w:tr>
-        <w:tc>
-          <w:tcPr/>
-          <w:p>
-            <w:pPr>
-              <w:pStyle w:val="Compact"/>
-            </w:pPr>
-            <w:r>
-              <w:t xml:space="preserve">Subtlety</w:t>
-            </w:r>
-          </w:p>
-        </w:tc>
-        <w:tc>
-          <w:tcPr/>
-          <w:p>
-            <w:pPr>
-              <w:pStyle w:val="Compact"/>
-            </w:pPr>
-            <w:r>
-              <w:t xml:space="preserve">0.2594</w:t>
-            </w:r>
-          </w:p>
-        </w:tc>
-        <w:tc>
-          <w:tcPr/>
-          <w:p>
-            <w:pPr>
-              <w:pStyle w:val="Compact"/>
-            </w:pPr>
-            <w:r>
-              <w:t xml:space="preserve">4th</w:t>
-            </w:r>
-          </w:p>
-        </w:tc>
-      </w:tr>
-      <w:tr>
-        <w:tc>
-          <w:tcPr/>
-          <w:p>
-            <w:pPr>
-              <w:pStyle w:val="Compact"/>
-            </w:pPr>
-            <w:r>
-              <w:t xml:space="preserve">Calc Type Risk</w:t>
-            </w:r>
-          </w:p>
-        </w:tc>
-        <w:tc>
-          <w:tcPr/>
-          <w:p>
-            <w:pPr>
-              <w:pStyle w:val="Compact"/>
-            </w:pPr>
-            <w:r>
-              <w:t xml:space="preserve">0.2177</w:t>
-            </w:r>
-          </w:p>
-        </w:tc>
-        <w:tc>
-          <w:tcPr/>
-          <w:p>
-            <w:pPr>
-              <w:pStyle w:val="Compact"/>
-            </w:pPr>
-            <w:r>
-              <w:t xml:space="preserve">5th</w:t>
-            </w:r>
-          </w:p>
-        </w:tc>
-      </w:tr>
-      <w:tr>
-        <w:tc>
-          <w:tcPr/>
-          <w:p>
-            <w:pPr>
-              <w:pStyle w:val="Compact"/>
-            </w:pPr>
-            <w:r>
-              <w:t xml:space="preserve">Right Breast</w:t>
-            </w:r>
-          </w:p>
-        </w:tc>
-        <w:tc>
-          <w:tcPr/>
-          <w:p>
-            <w:pPr>
-              <w:pStyle w:val="Compact"/>
-            </w:pPr>
-            <w:r>
-              <w:t xml:space="preserve">0.0851</w:t>
-            </w:r>
-          </w:p>
-        </w:tc>
-        <w:tc>
-          <w:tcPr/>
-          <w:p>
-            <w:pPr>
-              <w:pStyle w:val="Compact"/>
-            </w:pPr>
-            <w:r>
-              <w:t xml:space="preserve">6th</w:t>
-            </w:r>
-          </w:p>
-        </w:tc>
-      </w:tr>
-      <w:tr>
-        <w:tc>
-          <w:tcPr/>
-          <w:p>
-            <w:pPr>
-              <w:pStyle w:val="Compact"/>
-            </w:pPr>
-            <w:r>
-              <w:t xml:space="preserve">Breast Density</w:t>
-            </w:r>
-          </w:p>
-        </w:tc>
-        <w:tc>
-          <w:tcPr/>
-          <w:p>
-            <w:pPr>
-              <w:pStyle w:val="Compact"/>
-            </w:pPr>
-            <w:r>
-              <w:t xml:space="preserve">0.0821</w:t>
-            </w:r>
-          </w:p>
-        </w:tc>
-        <w:tc>
-          <w:tcPr/>
-          <w:p>
-            <w:pPr>
-              <w:pStyle w:val="Compact"/>
-            </w:pPr>
-            <w:r>
-              <w:t xml:space="preserve">7th</w:t>
-            </w:r>
-          </w:p>
-        </w:tc>
-      </w:tr>
-    </w:tbl>
-    <w:p>
-      <w:pPr>
-        <w:pStyle w:val="BodyText"/>
-      </w:pPr>
-      <w:r>
-        <w:t xml:space="preserve">BI-RADS Assessment accounts for the dominant share of predictive power (SHAP value 1.29), consistent with its design as a radiologist-assigned malignancy probability score. Morphology Risk — the composite calcification/mass descriptor score — is the second-strongest predictor, validating the clinical relevance of the risk-score encoding. The dependence plot for BI-RADS Assessment confirms a monotonic positive relationship with malignancy prediction probability.</w:t>
-      </w:r>
-    </w:p>
-    <w:bookmarkEnd w:id="37"/>
-    <w:bookmarkStart w:id="38" w:name="stage-2-cnn-with-test-time-augmentation"/>
-    <w:p>
-      <w:pPr>
-        <w:pStyle w:val="Heading3"/>
-      </w:pPr>
-      <w:r>
-        <w:t xml:space="preserve">4.3 Stage 2: CNN with Test-Time Augmentation</w:t>
+        <w:t xml:space="preserve">4.2 Stage 2 — CNN with Test-Time Augmentation</w:t>
       </w:r>
     </w:p>
     <w:tbl>
@@ -2328,41 +1448,38 @@
             <w:pPr>
               <w:pStyle w:val="Compact"/>
             </w:pPr>
-            <w:r>
-              <w:t xml:space="preserve">Metric</w:t>
-            </w:r>
-          </w:p>
-        </w:tc>
-        <w:tc>
-          <w:tcPr/>
-          <w:p>
-            <w:pPr>
-              <w:pStyle w:val="Compact"/>
-            </w:pPr>
-            <w:r>
-              <w:t xml:space="preserve">Single Pass</w:t>
-            </w:r>
-          </w:p>
-        </w:tc>
-        <w:tc>
-          <w:tcPr/>
-          <w:p>
-            <w:pPr>
-              <w:pStyle w:val="Compact"/>
-            </w:pPr>
-            <w:r>
-              <w:t xml:space="preserve">TTA ×5 (thresh=0.39)</w:t>
-            </w:r>
-          </w:p>
-        </w:tc>
-        <w:tc>
-          <w:tcPr/>
-          <w:p>
-            <w:pPr>
-              <w:pStyle w:val="Compact"/>
-            </w:pPr>
-            <w:r>
-              <w:t xml:space="preserve">Improvement</w:t>
+          </w:p>
+        </w:tc>
+        <w:tc>
+          <w:tcPr/>
+          <w:p>
+            <w:pPr>
+              <w:pStyle w:val="Compact"/>
+            </w:pPr>
+            <w:r>
+              <w:t xml:space="preserve">Single pass</w:t>
+            </w:r>
+          </w:p>
+        </w:tc>
+        <w:tc>
+          <w:tcPr/>
+          <w:p>
+            <w:pPr>
+              <w:pStyle w:val="Compact"/>
+            </w:pPr>
+            <w:r>
+              <w:t xml:space="preserve">TTA ×5, thresh=0.39</w:t>
+            </w:r>
+          </w:p>
+        </w:tc>
+        <w:tc>
+          <w:tcPr/>
+          <w:p>
+            <w:pPr>
+              <w:pStyle w:val="Compact"/>
+            </w:pPr>
+            <w:r>
+              <w:t xml:space="preserve">Change</w:t>
             </w:r>
           </w:p>
         </w:tc>
@@ -2375,10 +1492,6 @@
               <w:pStyle w:val="Compact"/>
             </w:pPr>
             <w:r>
-              <w:rPr>
-                <w:b/>
-                <w:bCs/>
-              </w:rPr>
               <w:t xml:space="preserve">AUC-ROC</w:t>
             </w:r>
           </w:p>
@@ -2416,12 +1529,34 @@
               <w:pStyle w:val="Compact"/>
             </w:pPr>
             <w:r>
-              <w:t xml:space="preserve">+0.0138</w:t>
+              <w:t xml:space="preserve">+0.014</w:t>
             </w:r>
           </w:p>
         </w:tc>
       </w:tr>
       <w:tr>
+        <w:tc>
+          <w:tcPr/>
+          <w:p>
+            <w:pPr>
+              <w:pStyle w:val="Compact"/>
+            </w:pPr>
+            <w:r>
+              <w:t xml:space="preserve">Avg Precision</w:t>
+            </w:r>
+          </w:p>
+        </w:tc>
+        <w:tc>
+          <w:tcPr/>
+          <w:p>
+            <w:pPr>
+              <w:pStyle w:val="Compact"/>
+            </w:pPr>
+            <w:r>
+              <w:t xml:space="preserve">0.728</w:t>
+            </w:r>
+          </w:p>
+        </w:tc>
         <w:tc>
           <w:tcPr/>
           <w:p>
@@ -2433,18 +1568,42 @@
                 <w:b/>
                 <w:bCs/>
               </w:rPr>
-              <w:t xml:space="preserve">Avg Precision</w:t>
-            </w:r>
-          </w:p>
-        </w:tc>
-        <w:tc>
-          <w:tcPr/>
-          <w:p>
-            <w:pPr>
-              <w:pStyle w:val="Compact"/>
-            </w:pPr>
-            <w:r>
-              <w:t xml:space="preserve">0.7280</w:t>
+              <w:t xml:space="preserve">0.752</w:t>
+            </w:r>
+          </w:p>
+        </w:tc>
+        <w:tc>
+          <w:tcPr/>
+          <w:p>
+            <w:pPr>
+              <w:pStyle w:val="Compact"/>
+            </w:pPr>
+            <w:r>
+              <w:t xml:space="preserve">+0.024</w:t>
+            </w:r>
+          </w:p>
+        </w:tc>
+      </w:tr>
+      <w:tr>
+        <w:tc>
+          <w:tcPr/>
+          <w:p>
+            <w:pPr>
+              <w:pStyle w:val="Compact"/>
+            </w:pPr>
+            <w:r>
+              <w:t xml:space="preserve">Sensitivity</w:t>
+            </w:r>
+          </w:p>
+        </w:tc>
+        <w:tc>
+          <w:tcPr/>
+          <w:p>
+            <w:pPr>
+              <w:pStyle w:val="Compact"/>
+            </w:pPr>
+            <w:r>
+              <w:t xml:space="preserve">0.772</w:t>
             </w:r>
           </w:p>
         </w:tc>
@@ -2459,18 +1618,18 @@
                 <w:b/>
                 <w:bCs/>
               </w:rPr>
-              <w:t xml:space="preserve">0.7524</w:t>
-            </w:r>
-          </w:p>
-        </w:tc>
-        <w:tc>
-          <w:tcPr/>
-          <w:p>
-            <w:pPr>
-              <w:pStyle w:val="Compact"/>
-            </w:pPr>
-            <w:r>
-              <w:t xml:space="preserve">+0.0244</w:t>
+              <w:t xml:space="preserve">0.873</w:t>
+            </w:r>
+          </w:p>
+        </w:tc>
+        <w:tc>
+          <w:tcPr/>
+          <w:p>
+            <w:pPr>
+              <w:pStyle w:val="Compact"/>
+            </w:pPr>
+            <w:r>
+              <w:t xml:space="preserve">+0.101</w:t>
             </w:r>
           </w:p>
         </w:tc>
@@ -2483,64 +1642,6 @@
               <w:pStyle w:val="Compact"/>
             </w:pPr>
             <w:r>
-              <w:rPr>
-                <w:b/>
-                <w:bCs/>
-              </w:rPr>
-              <w:t xml:space="preserve">Sensitivity</w:t>
-            </w:r>
-          </w:p>
-        </w:tc>
-        <w:tc>
-          <w:tcPr/>
-          <w:p>
-            <w:pPr>
-              <w:pStyle w:val="Compact"/>
-            </w:pPr>
-            <w:r>
-              <w:t xml:space="preserve">0.7717</w:t>
-            </w:r>
-          </w:p>
-        </w:tc>
-        <w:tc>
-          <w:tcPr/>
-          <w:p>
-            <w:pPr>
-              <w:pStyle w:val="Compact"/>
-            </w:pPr>
-            <w:r>
-              <w:rPr>
-                <w:b/>
-                <w:bCs/>
-              </w:rPr>
-              <w:t xml:space="preserve">0.8732</w:t>
-            </w:r>
-          </w:p>
-        </w:tc>
-        <w:tc>
-          <w:tcPr/>
-          <w:p>
-            <w:pPr>
-              <w:pStyle w:val="Compact"/>
-            </w:pPr>
-            <w:r>
-              <w:t xml:space="preserve">+0.1015</w:t>
-            </w:r>
-          </w:p>
-        </w:tc>
-      </w:tr>
-      <w:tr>
-        <w:tc>
-          <w:tcPr/>
-          <w:p>
-            <w:pPr>
-              <w:pStyle w:val="Compact"/>
-            </w:pPr>
-            <w:r>
-              <w:rPr>
-                <w:b/>
-                <w:bCs/>
-              </w:rPr>
               <w:t xml:space="preserve">Specificity</w:t>
             </w:r>
           </w:p>
@@ -2552,29 +1653,29 @@
               <w:pStyle w:val="Compact"/>
             </w:pPr>
             <w:r>
-              <w:t xml:space="preserve">0.6963</w:t>
-            </w:r>
-          </w:p>
-        </w:tc>
-        <w:tc>
-          <w:tcPr/>
-          <w:p>
-            <w:pPr>
-              <w:pStyle w:val="Compact"/>
-            </w:pPr>
-            <w:r>
-              <w:t xml:space="preserve">0.6355</w:t>
-            </w:r>
-          </w:p>
-        </w:tc>
-        <w:tc>
-          <w:tcPr/>
-          <w:p>
-            <w:pPr>
-              <w:pStyle w:val="Compact"/>
-            </w:pPr>
-            <w:r>
-              <w:t xml:space="preserve">−0.0608</w:t>
+              <w:t xml:space="preserve">0.696</w:t>
+            </w:r>
+          </w:p>
+        </w:tc>
+        <w:tc>
+          <w:tcPr/>
+          <w:p>
+            <w:pPr>
+              <w:pStyle w:val="Compact"/>
+            </w:pPr>
+            <w:r>
+              <w:t xml:space="preserve">0.636</w:t>
+            </w:r>
+          </w:p>
+        </w:tc>
+        <w:tc>
+          <w:tcPr/>
+          <w:p>
+            <w:pPr>
+              <w:pStyle w:val="Compact"/>
+            </w:pPr>
+            <w:r>
+              <w:t xml:space="preserve">−0.061</w:t>
             </w:r>
           </w:p>
         </w:tc>
@@ -2585,23 +1686,7 @@
         <w:pStyle w:val="BodyText"/>
       </w:pPr>
       <w:r>
-        <w:t xml:space="preserve">TTA ×5 with threshold optimisation boosted sensitivity from 77.2% to</w:t>
-      </w:r>
-      <w:r>
-        <w:t xml:space="preserve"> </w:t>
-      </w:r>
-      <w:r>
-        <w:rPr>
-          <w:b/>
-          <w:bCs/>
-        </w:rPr>
-        <w:t xml:space="preserve">87.3%</w:t>
-      </w:r>
-      <w:r>
-        <w:t xml:space="preserve"> </w:t>
-      </w:r>
-      <w:r>
-        <w:t xml:space="preserve">— a 10.1 percentage point improvement — at the cost of 6.1 percentage points of specificity. This trade-off is clinically appropriate for a screening context where false negatives (missed cancers) carry substantially higher cost than false positives.</w:t>
+        <w:t xml:space="preserve">TTA raises sensitivity by 10.1 percentage points — the biggest single improvement in the pipeline. Threshold optimisation accounts for roughly half of this gain; the averaging across augmented views accounts for the rest. The specificity drop of 6.1 points is an acceptable trade-off for a screening application where missing a cancer is the primary concern.</w:t>
       </w:r>
     </w:p>
     <w:p>
@@ -2609,17 +1694,17 @@
         <w:pStyle w:val="BodyText"/>
       </w:pPr>
       <w:r>
-        <w:t xml:space="preserve">Full classification report (TTA, threshold 0.39): Benign precision 0.89, recall 0.64, F1 0.74; Malignant precision 0.61, recall 0.87, F1 0.72; overall accuracy 0.73.</w:t>
-      </w:r>
-    </w:p>
-    <w:bookmarkEnd w:id="38"/>
-    <w:bookmarkStart w:id="39" w:name="X7e31ea27c77c964b559272a1a6670dd7938f4f0"/>
+        <w:t xml:space="preserve">The full classification report at threshold 0.39: benign precision 0.89, recall 0.64, F1 0.74; malignant precision 0.61, recall 0.87, F1 0.72; overall accuracy 0.73.</w:t>
+      </w:r>
+    </w:p>
+    <w:bookmarkEnd w:id="29"/>
+    <w:bookmarkStart w:id="30" w:name="comparison-with-prior-work-on-cbis-ddsm"/>
     <w:p>
       <w:pPr>
         <w:pStyle w:val="Heading3"/>
       </w:pPr>
       <w:r>
-        <w:t xml:space="preserve">4.4 Comparison with Published Work on CBIS-DDSM</w:t>
+        <w:t xml:space="preserve">4.3 Comparison with Prior Work on CBIS-DDSM</w:t>
       </w:r>
     </w:p>
     <w:tbl>
@@ -2679,7 +1764,7 @@
               <w:pStyle w:val="Compact"/>
             </w:pPr>
             <w:r>
-              <w:t xml:space="preserve">Modality</w:t>
+              <w:t xml:space="preserve">Notes</w:t>
             </w:r>
           </w:p>
         </w:tc>
@@ -2703,7 +1788,7 @@
               <w:pStyle w:val="Compact"/>
             </w:pPr>
             <w:r>
-              <w:t xml:space="preserve">0.87</w:t>
+              <w:t xml:space="preserve">0.870</w:t>
             </w:r>
           </w:p>
         </w:tc>
@@ -2725,7 +1810,7 @@
               <w:pStyle w:val="Compact"/>
             </w:pPr>
             <w:r>
-              <w:t xml:space="preserve">Morphological features</w:t>
+              <w:t xml:space="preserve">Linear discriminant, morphological features</w:t>
             </w:r>
           </w:p>
         </w:tc>
@@ -2771,7 +1856,7 @@
               <w:pStyle w:val="Compact"/>
             </w:pPr>
             <w:r>
-              <w:t xml:space="preserve">Full-image CNN</w:t>
+              <w:t xml:space="preserve">Globally-aware CNN, full image</w:t>
             </w:r>
           </w:p>
         </w:tc>
@@ -2817,7 +1902,7 @@
               <w:pStyle w:val="Compact"/>
             </w:pPr>
             <w:r>
-              <w:t xml:space="preserve">Attention MIL, ROI-cropped</w:t>
+              <w:t xml:space="preserve">Attention MIL, ROI-cropped inputs</w:t>
             </w:r>
           </w:p>
         </w:tc>
@@ -2830,26 +1915,18 @@
               <w:pStyle w:val="Compact"/>
             </w:pPr>
             <w:r>
-              <w:rPr>
-                <w:b/>
-                <w:bCs/>
-              </w:rPr>
-              <w:t xml:space="preserve">MammoAI Stage 1 (ours)</w:t>
-            </w:r>
-          </w:p>
-        </w:tc>
-        <w:tc>
-          <w:tcPr/>
-          <w:p>
-            <w:pPr>
-              <w:pStyle w:val="Compact"/>
-            </w:pPr>
-            <w:r>
-              <w:rPr>
-                <w:b/>
-                <w:bCs/>
-              </w:rPr>
-              <w:t xml:space="preserve">0.8678</w:t>
+              <w:t xml:space="preserve">MammoAI Stage 1</w:t>
+            </w:r>
+          </w:p>
+        </w:tc>
+        <w:tc>
+          <w:tcPr/>
+          <w:p>
+            <w:pPr>
+              <w:pStyle w:val="Compact"/>
+            </w:pPr>
+            <w:r>
+              <w:t xml:space="preserve">0.868</w:t>
             </w:r>
           </w:p>
         </w:tc>
@@ -2871,7 +1948,7 @@
               <w:pStyle w:val="Compact"/>
             </w:pPr>
             <w:r>
-              <w:t xml:space="preserve">Clinical features only</w:t>
+              <w:t xml:space="preserve">Clinical features only, no images</w:t>
             </w:r>
           </w:p>
         </w:tc>
@@ -2884,26 +1961,18 @@
               <w:pStyle w:val="Compact"/>
             </w:pPr>
             <w:r>
-              <w:rPr>
-                <w:b/>
-                <w:bCs/>
-              </w:rPr>
-              <w:t xml:space="preserve">MammoAI Stage 2 + TTA (ours)</w:t>
-            </w:r>
-          </w:p>
-        </w:tc>
-        <w:tc>
-          <w:tcPr/>
-          <w:p>
-            <w:pPr>
-              <w:pStyle w:val="Compact"/>
-            </w:pPr>
-            <w:r>
-              <w:rPr>
-                <w:b/>
-                <w:bCs/>
-              </w:rPr>
-              <w:t xml:space="preserve">0.8294</w:t>
+              <w:t xml:space="preserve">MammoAI Stage 2 + TTA</w:t>
+            </w:r>
+          </w:p>
+        </w:tc>
+        <w:tc>
+          <w:tcPr/>
+          <w:p>
+            <w:pPr>
+              <w:pStyle w:val="Compact"/>
+            </w:pPr>
+            <w:r>
+              <w:t xml:space="preserve">0.829</w:t>
             </w:r>
           </w:p>
         </w:tc>
@@ -2929,12 +1998,23 @@
               <w:pStyle w:val="Compact"/>
             </w:pPr>
             <w:r>
-              <w:t xml:space="preserve">Full mammogram, no ROI</w:t>
+              <w:t xml:space="preserve">Full mammogram, no ROI cropping</w:t>
             </w:r>
           </w:p>
         </w:tc>
       </w:tr>
       <w:tr>
+        <w:tc>
+          <w:tcPr/>
+          <w:p>
+            <w:pPr>
+              <w:pStyle w:val="Compact"/>
+            </w:pPr>
+            <w:r>
+              <w:t xml:space="preserve">MammoAI Late Fusion</w:t>
+            </w:r>
+          </w:p>
+        </w:tc>
         <w:tc>
           <w:tcPr/>
           <w:p>
@@ -2946,22 +2026,7 @@
                 <w:b/>
                 <w:bCs/>
               </w:rPr>
-              <w:t xml:space="preserve">MammoAI Late Fusion (ours)</w:t>
-            </w:r>
-          </w:p>
-        </w:tc>
-        <w:tc>
-          <w:tcPr/>
-          <w:p>
-            <w:pPr>
-              <w:pStyle w:val="Compact"/>
-            </w:pPr>
-            <w:r>
-              <w:rPr>
-                <w:b/>
-                <w:bCs/>
-              </w:rPr>
-              <w:t xml:space="preserve">0.8825</w:t>
+              <w:t xml:space="preserve">0.883</w:t>
             </w:r>
           </w:p>
         </w:tc>
@@ -2983,7 +2048,7 @@
               <w:pStyle w:val="Compact"/>
             </w:pPr>
             <w:r>
-              <w:t xml:space="preserve">Clinical + CNN</w:t>
+              <w:t xml:space="preserve">Clinical + CNN embeddings</w:t>
             </w:r>
           </w:p>
         </w:tc>
@@ -2994,33 +2059,17 @@
         <w:pStyle w:val="BodyText"/>
       </w:pPr>
       <w:r>
-        <w:t xml:space="preserve">Our Stage 2 sensitivity of</w:t>
-      </w:r>
-      <w:r>
-        <w:t xml:space="preserve"> </w:t>
-      </w:r>
-      <w:r>
-        <w:rPr>
-          <w:b/>
-          <w:bCs/>
-        </w:rPr>
-        <w:t xml:space="preserve">87.3%</w:t>
-      </w:r>
-      <w:r>
-        <w:t xml:space="preserve"> </w:t>
-      </w:r>
-      <w:r>
-        <w:t xml:space="preserve">exceeds all published sensitivity figures for full-image (non-ROI-cropped) inference on CBIS-DDSM. The late-fusion model achieves the highest AUC overall at 0.8825.</w:t>
-      </w:r>
-    </w:p>
-    <w:bookmarkEnd w:id="39"/>
-    <w:bookmarkStart w:id="40" w:name="stage-3-late-fusion-results"/>
+        <w:t xml:space="preserve">The sensitivity of 87.3% in Stage 2 is higher than anything reported for full-image classification on this dataset. The late-fusion AUC of 0.8825 is competitive with the best ROI-based methods despite not using ground-truth lesion locations during training.</w:t>
+      </w:r>
+    </w:p>
+    <w:bookmarkEnd w:id="30"/>
+    <w:bookmarkStart w:id="31" w:name="stage-3-late-fusion-1"/>
     <w:p>
       <w:pPr>
         <w:pStyle w:val="Heading3"/>
       </w:pPr>
       <w:r>
-        <w:t xml:space="preserve">4.5 Stage 3: Late-Fusion Results</w:t>
+        <w:t xml:space="preserve">4.4 Stage 3 — Late Fusion</w:t>
       </w:r>
     </w:p>
     <w:tbl>
@@ -3092,7 +2141,7 @@
               <w:pStyle w:val="Compact"/>
             </w:pPr>
             <w:r>
-              <w:t xml:space="preserve">Stage 1 — GB (clinical only)</w:t>
+              <w:t xml:space="preserve">Stage 1 GB (clinical only)</w:t>
             </w:r>
           </w:p>
         </w:tc>
@@ -3114,18 +2163,18 @@
               <w:pStyle w:val="Compact"/>
             </w:pPr>
             <w:r>
-              <w:t xml:space="preserve">0.7210</w:t>
-            </w:r>
-          </w:p>
-        </w:tc>
-        <w:tc>
-          <w:tcPr/>
-          <w:p>
-            <w:pPr>
-              <w:pStyle w:val="Compact"/>
-            </w:pPr>
-            <w:r>
-              <w:t xml:space="preserve">0.8131</w:t>
+              <w:t xml:space="preserve">0.721</w:t>
+            </w:r>
+          </w:p>
+        </w:tc>
+        <w:tc>
+          <w:tcPr/>
+          <w:p>
+            <w:pPr>
+              <w:pStyle w:val="Compact"/>
+            </w:pPr>
+            <w:r>
+              <w:t xml:space="preserve">0.813</w:t>
             </w:r>
           </w:p>
         </w:tc>
@@ -3138,7 +2187,7 @@
               <w:pStyle w:val="Compact"/>
             </w:pPr>
             <w:r>
-              <w:t xml:space="preserve">Stage 2 — CNN (single-pass)</w:t>
+              <w:t xml:space="preserve">Stage 2 CNN (single pass)</w:t>
             </w:r>
           </w:p>
         </w:tc>
@@ -3160,18 +2209,18 @@
               <w:pStyle w:val="Compact"/>
             </w:pPr>
             <w:r>
-              <w:t xml:space="preserve">0.7717</w:t>
-            </w:r>
-          </w:p>
-        </w:tc>
-        <w:tc>
-          <w:tcPr/>
-          <w:p>
-            <w:pPr>
-              <w:pStyle w:val="Compact"/>
-            </w:pPr>
-            <w:r>
-              <w:t xml:space="preserve">0.6963</w:t>
+              <w:t xml:space="preserve">0.772</w:t>
+            </w:r>
+          </w:p>
+        </w:tc>
+        <w:tc>
+          <w:tcPr/>
+          <w:p>
+            <w:pPr>
+              <w:pStyle w:val="Compact"/>
+            </w:pPr>
+            <w:r>
+              <w:t xml:space="preserve">0.696</w:t>
             </w:r>
           </w:p>
         </w:tc>
@@ -3214,7 +2263,7 @@
               <w:pStyle w:val="Compact"/>
             </w:pPr>
             <w:r>
-              <w:t xml:space="preserve">0.7862</w:t>
+              <w:t xml:space="preserve">0.786</w:t>
             </w:r>
           </w:p>
         </w:tc>
@@ -3229,7 +2278,7 @@
                 <w:b/>
                 <w:bCs/>
               </w:rPr>
-              <w:t xml:space="preserve">0.8201</w:t>
+              <w:t xml:space="preserve">0.820</w:t>
             </w:r>
           </w:p>
         </w:tc>
@@ -3264,22 +2313,18 @@
               <w:pStyle w:val="Compact"/>
             </w:pPr>
             <w:r>
-              <w:rPr>
-                <w:b/>
-                <w:bCs/>
-              </w:rPr>
-              <w:t xml:space="preserve">0.8116</w:t>
-            </w:r>
-          </w:p>
-        </w:tc>
-        <w:tc>
-          <w:tcPr/>
-          <w:p>
-            <w:pPr>
-              <w:pStyle w:val="Compact"/>
-            </w:pPr>
-            <w:r>
-              <w:t xml:space="preserve">0.7921</w:t>
+              <w:t xml:space="preserve">0.812</w:t>
+            </w:r>
+          </w:p>
+        </w:tc>
+        <w:tc>
+          <w:tcPr/>
+          <w:p>
+            <w:pPr>
+              <w:pStyle w:val="Compact"/>
+            </w:pPr>
+            <w:r>
+              <w:t xml:space="preserve">0.792</w:t>
             </w:r>
           </w:p>
         </w:tc>
@@ -3314,18 +2359,18 @@
               <w:pStyle w:val="Compact"/>
             </w:pPr>
             <w:r>
-              <w:t xml:space="preserve">0.7283</w:t>
-            </w:r>
-          </w:p>
-        </w:tc>
-        <w:tc>
-          <w:tcPr/>
-          <w:p>
-            <w:pPr>
-              <w:pStyle w:val="Compact"/>
-            </w:pPr>
-            <w:r>
-              <w:t xml:space="preserve">0.7874</w:t>
+              <w:t xml:space="preserve">0.728</w:t>
+            </w:r>
+          </w:p>
+        </w:tc>
+        <w:tc>
+          <w:tcPr/>
+          <w:p>
+            <w:pPr>
+              <w:pStyle w:val="Compact"/>
+            </w:pPr>
+            <w:r>
+              <w:t xml:space="preserve">0.787</w:t>
             </w:r>
           </w:p>
         </w:tc>
@@ -3336,45 +2381,23 @@
         <w:pStyle w:val="BodyText"/>
       </w:pPr>
       <w:r>
-        <w:t xml:space="preserve">The Gradient Boosting meta-learner achieves</w:t>
-      </w:r>
-      <w:r>
-        <w:t xml:space="preserve"> </w:t>
-      </w:r>
-      <w:r>
-        <w:rPr>
-          <w:b/>
-          <w:bCs/>
-        </w:rPr>
-        <w:t xml:space="preserve">AUC-ROC 0.8825</w:t>
-      </w:r>
-      <w:r>
-        <w:t xml:space="preserve">, outperforming both Stage 1 (0.8704) and Stage 2 (0.8156) individually. The AUC improvement of +0.012 over Stage 1 is attributable to the 512-dim CNN embedding capturing morphological image patterns not encoded in the BI-RADS text descriptors.</w:t>
-      </w:r>
-    </w:p>
-    <w:bookmarkEnd w:id="40"/>
-    <w:bookmarkStart w:id="41" w:name="benign-sub-class-risk-stratification-1"/>
+        <w:t xml:space="preserve">The Gradient Boosting meta-learner outperforms both individual stages on AUC (0.8825 vs. 0.8704 and 0.8156). The improvement over Stage 1 alone is 0.012 AUC, which is modest but consistent — the 512-dimensional CNN embedding is adding information that is not captured by the 11 structured features. The Logistic Regression meta-learner offers a higher-sensitivity operating point (81.2%) with slightly lower AUC, which may be preferred depending on clinical priorities.</w:t>
+      </w:r>
+    </w:p>
+    <w:bookmarkEnd w:id="31"/>
+    <w:bookmarkStart w:id="32" w:name="benign-sub-class-stratification-1"/>
     <w:p>
       <w:pPr>
         <w:pStyle w:val="Heading3"/>
       </w:pPr>
       <w:r>
-        <w:t xml:space="preserve">4.6 BENIGN Sub-Class Risk Stratification</w:t>
-      </w:r>
-    </w:p>
-    <w:p>
-      <w:pPr>
-        <w:pStyle w:val="FirstParagraph"/>
-      </w:pPr>
-      <w:r>
-        <w:t xml:space="preserve">Evaluated on 428 benign-outcome test cases (324 BENIGN, 104 BENIGN_WITHOUT_CALLBACK):</w:t>
+        <w:t xml:space="preserve">4.5 BENIGN Sub-Class Stratification</w:t>
       </w:r>
     </w:p>
     <w:tbl>
       <w:tblPr>
         <w:tblStyle w:val="Table"/>
-        <w:tblW w:type="pct" w:w="5000"/>
-        <w:tblLayout w:type="fixed"/>
+        <w:tblW w:type="auto" w:w="0"/>
         <w:tblLook w:firstRow="1" w:lastRow="0" w:firstColumn="0" w:lastColumn="0" w:noHBand="0" w:noVBand="0" w:val="0020"/>
       </w:tblPr>
       <w:tblGrid>
@@ -3486,18 +2509,18 @@
                 <w:b/>
                 <w:bCs/>
               </w:rPr>
-              <w:t xml:space="preserve">0.9722</w:t>
-            </w:r>
-          </w:p>
-        </w:tc>
-        <w:tc>
-          <w:tcPr/>
-          <w:p>
-            <w:pPr>
-              <w:pStyle w:val="Compact"/>
-            </w:pPr>
-            <w:r>
-              <w:t xml:space="preserve">0.7885</w:t>
+              <w:t xml:space="preserve">0.972</w:t>
+            </w:r>
+          </w:p>
+        </w:tc>
+        <w:tc>
+          <w:tcPr/>
+          <w:p>
+            <w:pPr>
+              <w:pStyle w:val="Compact"/>
+            </w:pPr>
+            <w:r>
+              <w:t xml:space="preserve">0.788</w:t>
             </w:r>
           </w:p>
         </w:tc>
@@ -3512,7 +2535,7 @@
                 <w:b/>
                 <w:bCs/>
               </w:rPr>
-              <w:t xml:space="preserve">0.9299</w:t>
+              <w:t xml:space="preserve">0.930</w:t>
             </w:r>
           </w:p>
         </w:tc>
@@ -3547,29 +2570,29 @@
               <w:pStyle w:val="Compact"/>
             </w:pPr>
             <w:r>
-              <w:t xml:space="preserve">0.9568</w:t>
-            </w:r>
-          </w:p>
-        </w:tc>
-        <w:tc>
-          <w:tcPr/>
-          <w:p>
-            <w:pPr>
-              <w:pStyle w:val="Compact"/>
-            </w:pPr>
-            <w:r>
-              <w:t xml:space="preserve">0.7596</w:t>
-            </w:r>
-          </w:p>
-        </w:tc>
-        <w:tc>
-          <w:tcPr/>
-          <w:p>
-            <w:pPr>
-              <w:pStyle w:val="Compact"/>
-            </w:pPr>
-            <w:r>
-              <w:t xml:space="preserve">0.9159</w:t>
+              <w:t xml:space="preserve">0.957</w:t>
+            </w:r>
+          </w:p>
+        </w:tc>
+        <w:tc>
+          <w:tcPr/>
+          <w:p>
+            <w:pPr>
+              <w:pStyle w:val="Compact"/>
+            </w:pPr>
+            <w:r>
+              <w:t xml:space="preserve">0.760</w:t>
+            </w:r>
+          </w:p>
+        </w:tc>
+        <w:tc>
+          <w:tcPr/>
+          <w:p>
+            <w:pPr>
+              <w:pStyle w:val="Compact"/>
+            </w:pPr>
+            <w:r>
+              <w:t xml:space="preserve">0.916</w:t>
             </w:r>
           </w:p>
         </w:tc>
@@ -3604,29 +2627,29 @@
               <w:pStyle w:val="Compact"/>
             </w:pPr>
             <w:r>
-              <w:t xml:space="preserve">0.9753</w:t>
-            </w:r>
-          </w:p>
-        </w:tc>
-        <w:tc>
-          <w:tcPr/>
-          <w:p>
-            <w:pPr>
-              <w:pStyle w:val="Compact"/>
-            </w:pPr>
-            <w:r>
-              <w:t xml:space="preserve">0.6538</w:t>
-            </w:r>
-          </w:p>
-        </w:tc>
-        <w:tc>
-          <w:tcPr/>
-          <w:p>
-            <w:pPr>
-              <w:pStyle w:val="Compact"/>
-            </w:pPr>
-            <w:r>
-              <w:t xml:space="preserve">0.9019</w:t>
+              <w:t xml:space="preserve">0.975</w:t>
+            </w:r>
+          </w:p>
+        </w:tc>
+        <w:tc>
+          <w:tcPr/>
+          <w:p>
+            <w:pPr>
+              <w:pStyle w:val="Compact"/>
+            </w:pPr>
+            <w:r>
+              <w:t xml:space="preserve">0.654</w:t>
+            </w:r>
+          </w:p>
+        </w:tc>
+        <w:tc>
+          <w:tcPr/>
+          <w:p>
+            <w:pPr>
+              <w:pStyle w:val="Compact"/>
+            </w:pPr>
+            <w:r>
+              <w:t xml:space="preserve">0.902</w:t>
             </w:r>
           </w:p>
         </w:tc>
@@ -3637,47 +2660,37 @@
         <w:pStyle w:val="BodyText"/>
       </w:pPr>
       <w:r>
-        <w:t xml:space="preserve">The Gradient Boosting model achieves</w:t>
-      </w:r>
-      <w:r>
-        <w:t xml:space="preserve"> </w:t>
-      </w:r>
-      <w:r>
-        <w:rPr>
-          <w:b/>
-          <w:bCs/>
-        </w:rPr>
-        <w:t xml:space="preserve">AUC-ROC 0.9729</w:t>
-      </w:r>
-      <w:r>
-        <w:t xml:space="preserve"> </w:t>
-      </w:r>
-      <w:r>
-        <w:t xml:space="preserve">— the highest result across all tasks in this study. BI-RADS Assessment dominates SHAP values (mean |SHAP| = 2.55), followed by Is Mass (0.50), Morphology Risk (0.48), and Subtlety (0.40). The high AUC reflects that the radiologist’s assessment score encodes much of the biopsy-need signal, while morphological features contribute additional discriminative power.</w:t>
-      </w:r>
-    </w:p>
-    <w:bookmarkEnd w:id="41"/>
-    <w:bookmarkStart w:id="42" w:name="Xee166e361b9d9e08ad998738351995a9eb7c0ed"/>
+        <w:t xml:space="preserve">This is the strongest result in the paper. An AUC of 0.9729 for distinguishing biopsy-required BENIGN cases from BENIGN_WITHOUT_CALLBACK is higher than the main malignancy detection task, which is initially surprising. The explanation is that this sub-task is essentially asking whether the radiologist decided to refer the patient for biopsy — and the radiologist’s BI-RADS assessment score (which feeds directly into our feature set) encodes much of that decision. The SHAP analysis confirms this: BI-RADS Assessment has a mean |SHAP| of 2.55 for the sub-class task, roughly double its importance in the main task. The residual signal comes from Is Mass (0.50), Morphology Risk (0.48), and Subtlety (0.40).</w:t>
+      </w:r>
+    </w:p>
+    <w:p>
+      <w:pPr>
+        <w:pStyle w:val="BodyText"/>
+      </w:pPr>
+      <w:r>
+        <w:t xml:space="preserve">The clinical relevance is straightforward: 104 of the 428 benign-outcome test cases (24%) were BENIGN_WITHOUT_CALLBACK. If a model can identify these reliably, it could reduce unnecessary biopsy referrals — a meaningful reduction in patient anxiety and healthcare cost.</w:t>
+      </w:r>
+    </w:p>
+    <w:bookmarkEnd w:id="32"/>
+    <w:bookmarkStart w:id="33" w:name="cross-dataset-generalisation"/>
     <w:p>
       <w:pPr>
         <w:pStyle w:val="Heading3"/>
       </w:pPr>
       <w:r>
-        <w:t xml:space="preserve">4.7 Cross-Dataset Generalisation: CBIS-DDSM → VinDr-Mammo</w:t>
+        <w:t xml:space="preserve">4.6 Cross-Dataset Generalisation</w:t>
       </w:r>
     </w:p>
     <w:tbl>
       <w:tblPr>
         <w:tblStyle w:val="Table"/>
-        <w:tblW w:type="pct" w:w="5000"/>
-        <w:tblLayout w:type="fixed"/>
+        <w:tblW w:type="auto" w:w="0"/>
         <w:tblLook w:firstRow="1" w:lastRow="0" w:firstColumn="0" w:lastColumn="0" w:noHBand="0" w:noVBand="0" w:val="0020"/>
       </w:tblPr>
       <w:tblGrid>
-        <w:gridCol w:w="1980"/>
-        <w:gridCol w:w="1980"/>
-        <w:gridCol w:w="1980"/>
-        <w:gridCol w:w="1980"/>
+        <w:gridCol w:w="2640"/>
+        <w:gridCol w:w="2640"/>
+        <w:gridCol w:w="2640"/>
       </w:tblGrid>
       <w:tr>
         <w:trPr>
@@ -3689,9 +2702,6 @@
             <w:pPr>
               <w:pStyle w:val="Compact"/>
             </w:pPr>
-            <w:r>
-              <w:t xml:space="preserve">Metric</w:t>
-            </w:r>
           </w:p>
         </w:tc>
         <w:tc>
@@ -3716,14 +2726,143 @@
             </w:r>
           </w:p>
         </w:tc>
-        <w:tc>
-          <w:tcPr/>
-          <w:p>
-            <w:pPr>
-              <w:pStyle w:val="Compact"/>
-            </w:pPr>
-            <w:r>
-              <w:t xml:space="preserve">Domain Gap</w:t>
+      </w:tr>
+      <w:tr>
+        <w:tc>
+          <w:tcPr/>
+          <w:p>
+            <w:pPr>
+              <w:pStyle w:val="Compact"/>
+            </w:pPr>
+            <w:r>
+              <w:t xml:space="preserve">AUC-ROC</w:t>
+            </w:r>
+          </w:p>
+        </w:tc>
+        <w:tc>
+          <w:tcPr/>
+          <w:p>
+            <w:pPr>
+              <w:pStyle w:val="Compact"/>
+            </w:pPr>
+            <w:r>
+              <w:t xml:space="preserve">0.8724</w:t>
+            </w:r>
+          </w:p>
+        </w:tc>
+        <w:tc>
+          <w:tcPr/>
+          <w:p>
+            <w:pPr>
+              <w:pStyle w:val="Compact"/>
+            </w:pPr>
+            <w:r>
+              <w:t xml:space="preserve">0.6735</w:t>
+            </w:r>
+          </w:p>
+        </w:tc>
+      </w:tr>
+      <w:tr>
+        <w:tc>
+          <w:tcPr/>
+          <w:p>
+            <w:pPr>
+              <w:pStyle w:val="Compact"/>
+            </w:pPr>
+            <w:r>
+              <w:t xml:space="preserve">Avg Precision</w:t>
+            </w:r>
+          </w:p>
+        </w:tc>
+        <w:tc>
+          <w:tcPr/>
+          <w:p>
+            <w:pPr>
+              <w:pStyle w:val="Compact"/>
+            </w:pPr>
+            <w:r>
+              <w:t xml:space="preserve">0.807</w:t>
+            </w:r>
+          </w:p>
+        </w:tc>
+        <w:tc>
+          <w:tcPr/>
+          <w:p>
+            <w:pPr>
+              <w:pStyle w:val="Compact"/>
+            </w:pPr>
+            <w:r>
+              <w:t xml:space="preserve">0.291</w:t>
+            </w:r>
+          </w:p>
+        </w:tc>
+      </w:tr>
+      <w:tr>
+        <w:tc>
+          <w:tcPr/>
+          <w:p>
+            <w:pPr>
+              <w:pStyle w:val="Compact"/>
+            </w:pPr>
+            <w:r>
+              <w:t xml:space="preserve">Sensitivity</w:t>
+            </w:r>
+          </w:p>
+        </w:tc>
+        <w:tc>
+          <w:tcPr/>
+          <w:p>
+            <w:pPr>
+              <w:pStyle w:val="Compact"/>
+            </w:pPr>
+            <w:r>
+              <w:t xml:space="preserve">0.721</w:t>
+            </w:r>
+          </w:p>
+        </w:tc>
+        <w:tc>
+          <w:tcPr/>
+          <w:p>
+            <w:pPr>
+              <w:pStyle w:val="Compact"/>
+            </w:pPr>
+            <w:r>
+              <w:t xml:space="preserve">0.232</w:t>
+            </w:r>
+          </w:p>
+        </w:tc>
+      </w:tr>
+      <w:tr>
+        <w:tc>
+          <w:tcPr/>
+          <w:p>
+            <w:pPr>
+              <w:pStyle w:val="Compact"/>
+            </w:pPr>
+            <w:r>
+              <w:t xml:space="preserve">Specificity</w:t>
+            </w:r>
+          </w:p>
+        </w:tc>
+        <w:tc>
+          <w:tcPr/>
+          <w:p>
+            <w:pPr>
+              <w:pStyle w:val="Compact"/>
+            </w:pPr>
+            <w:r>
+              <w:t xml:space="preserve">0.813</w:t>
+            </w:r>
+          </w:p>
+        </w:tc>
+        <w:tc>
+          <w:tcPr/>
+          <w:p>
+            <w:pPr>
+              <w:pStyle w:val="Compact"/>
+            </w:pPr>
+            <w:r>
+              <w:t xml:space="preserve">1.000</w:t>
             </w:r>
           </w:p>
         </w:tc>
@@ -3740,30 +2879,16 @@
                 <w:b/>
                 <w:bCs/>
               </w:rPr>
-              <w:t xml:space="preserve">AUC-ROC</w:t>
-            </w:r>
-          </w:p>
-        </w:tc>
-        <w:tc>
-          <w:tcPr/>
-          <w:p>
-            <w:pPr>
-              <w:pStyle w:val="Compact"/>
-            </w:pPr>
-            <w:r>
-              <w:t xml:space="preserve">0.8724</w:t>
-            </w:r>
-          </w:p>
-        </w:tc>
-        <w:tc>
-          <w:tcPr/>
-          <w:p>
-            <w:pPr>
-              <w:pStyle w:val="Compact"/>
-            </w:pPr>
-            <w:r>
-              <w:t xml:space="preserve">0.6735</w:t>
-            </w:r>
+              <w:t xml:space="preserve">Domain gap</w:t>
+            </w:r>
+          </w:p>
+        </w:tc>
+        <w:tc>
+          <w:tcPr/>
+          <w:p>
+            <w:pPr>
+              <w:pStyle w:val="Compact"/>
+            </w:pPr>
           </w:p>
         </w:tc>
         <w:tc>
@@ -3777,145 +2902,7 @@
                 <w:b/>
                 <w:bCs/>
               </w:rPr>
-              <w:t xml:space="preserve">−0.199</w:t>
-            </w:r>
-          </w:p>
-        </w:tc>
-      </w:tr>
-      <w:tr>
-        <w:tc>
-          <w:tcPr/>
-          <w:p>
-            <w:pPr>
-              <w:pStyle w:val="Compact"/>
-            </w:pPr>
-            <w:r>
-              <w:t xml:space="preserve">Avg Precision</w:t>
-            </w:r>
-          </w:p>
-        </w:tc>
-        <w:tc>
-          <w:tcPr/>
-          <w:p>
-            <w:pPr>
-              <w:pStyle w:val="Compact"/>
-            </w:pPr>
-            <w:r>
-              <w:t xml:space="preserve">0.807</w:t>
-            </w:r>
-          </w:p>
-        </w:tc>
-        <w:tc>
-          <w:tcPr/>
-          <w:p>
-            <w:pPr>
-              <w:pStyle w:val="Compact"/>
-            </w:pPr>
-            <w:r>
-              <w:t xml:space="preserve">0.291</w:t>
-            </w:r>
-          </w:p>
-        </w:tc>
-        <w:tc>
-          <w:tcPr/>
-          <w:p>
-            <w:pPr>
-              <w:pStyle w:val="Compact"/>
-            </w:pPr>
-            <w:r>
-              <w:t xml:space="preserve">−0.516</w:t>
-            </w:r>
-          </w:p>
-        </w:tc>
-      </w:tr>
-      <w:tr>
-        <w:tc>
-          <w:tcPr/>
-          <w:p>
-            <w:pPr>
-              <w:pStyle w:val="Compact"/>
-            </w:pPr>
-            <w:r>
-              <w:t xml:space="preserve">Sensitivity</w:t>
-            </w:r>
-          </w:p>
-        </w:tc>
-        <w:tc>
-          <w:tcPr/>
-          <w:p>
-            <w:pPr>
-              <w:pStyle w:val="Compact"/>
-            </w:pPr>
-            <w:r>
-              <w:t xml:space="preserve">0.721</w:t>
-            </w:r>
-          </w:p>
-        </w:tc>
-        <w:tc>
-          <w:tcPr/>
-          <w:p>
-            <w:pPr>
-              <w:pStyle w:val="Compact"/>
-            </w:pPr>
-            <w:r>
-              <w:t xml:space="preserve">0.232</w:t>
-            </w:r>
-          </w:p>
-        </w:tc>
-        <w:tc>
-          <w:tcPr/>
-          <w:p>
-            <w:pPr>
-              <w:pStyle w:val="Compact"/>
-            </w:pPr>
-            <w:r>
-              <w:t xml:space="preserve">−0.489</w:t>
-            </w:r>
-          </w:p>
-        </w:tc>
-      </w:tr>
-      <w:tr>
-        <w:tc>
-          <w:tcPr/>
-          <w:p>
-            <w:pPr>
-              <w:pStyle w:val="Compact"/>
-            </w:pPr>
-            <w:r>
-              <w:t xml:space="preserve">Specificity</w:t>
-            </w:r>
-          </w:p>
-        </w:tc>
-        <w:tc>
-          <w:tcPr/>
-          <w:p>
-            <w:pPr>
-              <w:pStyle w:val="Compact"/>
-            </w:pPr>
-            <w:r>
-              <w:t xml:space="preserve">0.813</w:t>
-            </w:r>
-          </w:p>
-        </w:tc>
-        <w:tc>
-          <w:tcPr/>
-          <w:p>
-            <w:pPr>
-              <w:pStyle w:val="Compact"/>
-            </w:pPr>
-            <w:r>
-              <w:t xml:space="preserve">1.000</w:t>
-            </w:r>
-          </w:p>
-        </w:tc>
-        <w:tc>
-          <w:tcPr/>
-          <w:p>
-            <w:pPr>
-              <w:pStyle w:val="Compact"/>
-            </w:pPr>
-            <w:r>
-              <w:t xml:space="preserve">+0.187</w:t>
+              <w:t xml:space="preserve">−0.199 AUC</w:t>
             </w:r>
           </w:p>
         </w:tc>
@@ -3926,23 +2913,122 @@
         <w:pStyle w:val="BodyText"/>
       </w:pPr>
       <w:r>
-        <w:t xml:space="preserve">The AUC drops from 0.8724 to</w:t>
+        <w:t xml:space="preserve">The AUC drops from 0.8724 to 0.6735 — a gap of 0.199. This is substantial and worth unpacking. Three factors contribute.</w:t>
+      </w:r>
+    </w:p>
+    <w:p>
+      <w:pPr>
+        <w:pStyle w:val="BodyText"/>
+      </w:pPr>
+      <w:r>
+        <w:t xml:space="preserve">The most important is the annotation schema mismatch. VinDr-Mammo’s</w:t>
       </w:r>
       <w:r>
         <w:t xml:space="preserve"> </w:t>
       </w:r>
+      <w:r>
+        <w:rPr>
+          <w:rStyle w:val="VerbatimChar"/>
+        </w:rPr>
+        <w:t xml:space="preserve">breast_level_annotations.csv</w:t>
+      </w:r>
+      <w:r>
+        <w:t xml:space="preserve"> </w:t>
+      </w:r>
+      <w:r>
+        <w:t xml:space="preserve">records only the overall BI-RADS assessment and density category for each image. The seven morphological features (calcification type/distribution, mass shape/margin) that account for roughly 45% of SHAP importance in the in-domain model are simply not available — they have to be imputed from CBIS-DDSM training medians, which is a crude approximation.</w:t>
+      </w:r>
+    </w:p>
+    <w:p>
+      <w:pPr>
+        <w:pStyle w:val="BodyText"/>
+      </w:pPr>
+      <w:r>
+        <w:t xml:space="preserve">The second factor is BI-RADS calibration. VinDr-Mammo’s test split has 67% of images at BI-RADS 1 (2,682 of 4,000), reflecting a Vietnamese screening population where most cases are genuinely normal. CBIS-DDSM, by contrast, is a biopsy-enriched research cohort with a much higher proportion of suspicious cases. A model trained on CBIS-DDSM is calibrated for that enriched population and produces probability estimates that are poorly calibrated on VinDr-Mammo’s distribution.</w:t>
+      </w:r>
+    </w:p>
+    <w:p>
+      <w:pPr>
+        <w:pStyle w:val="BodyText"/>
+      </w:pPr>
+      <w:r>
+        <w:t xml:space="preserve">The third factor is modality shift — digitised 1990s film versus 2022 native digital acquisition — which affects image texture, resolution, and noise characteristics in ways that indirectly influence radiologist scoring and therefore the assessment features the model relies on.</w:t>
+      </w:r>
+    </w:p>
+    <w:p>
+      <w:pPr>
+        <w:pStyle w:val="BodyText"/>
+      </w:pPr>
+      <w:r>
+        <w:t xml:space="preserve">The specificity of 1.000 in the zero-shot transfer (no false positives at threshold 0.5) is itself a sign of miscalibration: the model is producing low probabilities across the board on VinDr-Mammo, which means it never crosses the 0.5 threshold even for true positives.</w:t>
+      </w:r>
+    </w:p>
+    <w:p>
+      <w:r>
+        <w:pict>
+          <v:rect style="width:0;height:1.5pt" o:hralign="center" o:hrstd="t" o:hr="t"/>
+        </w:pict>
+      </w:r>
+    </w:p>
+    <w:bookmarkEnd w:id="33"/>
+    <w:bookmarkEnd w:id="34"/>
+    <w:bookmarkStart w:id="35" w:name="discussion"/>
+    <w:p>
+      <w:pPr>
+        <w:pStyle w:val="Heading2"/>
+      </w:pPr>
+      <w:r>
+        <w:t xml:space="preserve">5. Discussion</w:t>
+      </w:r>
+    </w:p>
+    <w:p>
+      <w:pPr>
+        <w:pStyle w:val="FirstParagraph"/>
+      </w:pPr>
+      <w:r>
+        <w:t xml:space="preserve">The most practically important result here is the 87.3% sensitivity in Stage 2. Radiologist sensitivity in screening settings is typically 75–87%, and the lower end of that range is what motivates the case for AI second-reading [3]. Getting a full-image classifier, without ROI supervision, to the upper end of the radiologist sensitivity range is a meaningful result. The threshold optimisation (0.39 rather than 0.50) is responsible for part of this, but using 0.50 as a default is not clinically motivated in a screening context anyway — the appropriate threshold should reflect the relative costs of false negatives and false positives, which favour a lower value.</w:t>
+      </w:r>
+    </w:p>
+    <w:p>
+      <w:pPr>
+        <w:pStyle w:val="BodyText"/>
+      </w:pPr>
+      <w:r>
+        <w:t xml:space="preserve">The late-fusion result (AUC 0.8825) validates the intuition that clinical and imaging features carry complementary information. Stage 1 is more specific (83.2%) while Stage 2 is more sensitive (87.3%). The fusion model partially inherits both properties: specificity 82.0%, sensitivity 78.6%, and the highest AUC overall. The Logistic Regression fusion variant, which reaches 81.2% sensitivity, may be preferable in settings where sensitivity is the primary constraint.</w:t>
+      </w:r>
+    </w:p>
+    <w:p>
+      <w:pPr>
+        <w:pStyle w:val="BodyText"/>
+      </w:pPr>
+      <w:r>
+        <w:t xml:space="preserve">The BENIGN sub-class result (AUC 0.9729) raises an interesting point about the structure of the dataset. The very high AUC essentially reflects that the radiologist’s recall decision — encoded in the BI-RADS assessment and morphological descriptors — is recoverable from the structured annotations with high fidelity. This is not a limitation of the result; it confirms that the structured annotations are internally consistent with the recall decisions. The practical value is that a clinical decision support system could flag low-risk benign findings as BENIGN_WITHOUT_CALLBACK candidates without requiring biopsy, using only the information already present in the radiologist report.</w:t>
+      </w:r>
+    </w:p>
+    <w:p>
+      <w:pPr>
+        <w:pStyle w:val="BodyText"/>
+      </w:pPr>
+      <w:r>
+        <w:t xml:space="preserve">The cross-dataset result is less encouraging but more informative than a positive result would have been. A zero-shot AUC of 0.6735 on VinDr-Mammo means the model is not ready for clinical use outside CBIS-DDSM without adaptation. The domain gap is large enough that any deployment in a Vietnamese digital mammography context would require at least fine-tuning on a small labelled local sample. Identifying the annotation schema mismatch as the primary cause (rather than the modality shift) is actionable: the gap could be substantially closed if VinDr-Mammo’s finding-level annotations (which do include morphological descriptors for BI-RADS 3–5 cases) were incorporated into the feature mapping.</w:t>
+      </w:r>
+    </w:p>
+    <w:p>
+      <w:pPr>
+        <w:pStyle w:val="BodyText"/>
+      </w:pPr>
       <w:r>
         <w:rPr>
           <w:b/>
           <w:bCs/>
         </w:rPr>
-        <w:t xml:space="preserve">0.6735</w:t>
+        <w:t xml:space="preserve">Limitations.</w:t>
       </w:r>
       <w:r>
         <w:t xml:space="preserve"> </w:t>
       </w:r>
       <w:r>
-        <w:t xml:space="preserve">(domain gap = 0.199) on the VinDr-Mammo test split (4,000 images, 198 malignant). Three factors explain this degradation: (1) seven of eleven features are unavailable in VinDr-Mammo and must be imputed from CBIS-DDSM training medians (primary cause; these features account for ~45% of SHAP importance); (2) VinDr-Mammo’s BI-RADS distribution is heavily skewed toward BI-RADS 1–2 (67%) reflecting Vietnamese population screening characteristics vs. CBIS-DDSM’s biopsy-enriched cohort; (3) modality shift from digitised film to native digital acquisition.</w:t>
+        <w:t xml:space="preserve">Stage 2 classifies full mammograms without access to ground-truth lesion locations during training. This is intentional — it tests the model under conditions where ROI coordinates would not be available at deployment — but it does limit AUC relative to ROI-supervised methods. The BI-RADS assessment score used in Stage 1 was assigned post-review by a radiologist who had seen the image; in a prospective screening setting, the initial assessment might be less decisive and the Stage 1 AUC would likely be somewhat lower. All results are retrospective. Prospective clinical validation is required before any deployment. The VinDr-Mammo ground truth is derived from BI-RADS scores rather than biopsy, which introduces label noise.</w:t>
       </w:r>
     </w:p>
     <w:p>
@@ -3952,24 +3038,14 @@
         </w:pict>
       </w:r>
     </w:p>
-    <w:bookmarkEnd w:id="42"/>
-    <w:bookmarkEnd w:id="43"/>
-    <w:bookmarkStart w:id="47" w:name="discussion"/>
+    <w:bookmarkEnd w:id="35"/>
+    <w:bookmarkStart w:id="36" w:name="conclusion"/>
     <w:p>
       <w:pPr>
         <w:pStyle w:val="Heading2"/>
       </w:pPr>
       <w:r>
-        <w:t xml:space="preserve">5. Discussion</w:t>
-      </w:r>
-    </w:p>
-    <w:bookmarkStart w:id="44" w:name="clinical-relevance"/>
-    <w:p>
-      <w:pPr>
-        <w:pStyle w:val="Heading3"/>
-      </w:pPr>
-      <w:r>
-        <w:t xml:space="preserve">5.1 Clinical Relevance</w:t>
+        <w:t xml:space="preserve">6. Conclusion</w:t>
       </w:r>
     </w:p>
     <w:p>
@@ -3977,144 +3053,7 @@
         <w:pStyle w:val="FirstParagraph"/>
       </w:pPr>
       <w:r>
-        <w:t xml:space="preserve">The most clinically significant result is Stage 2’s sensitivity of</w:t>
-      </w:r>
-      <w:r>
-        <w:t xml:space="preserve"> </w:t>
-      </w:r>
-      <w:r>
-        <w:rPr>
-          <w:b/>
-          <w:bCs/>
-        </w:rPr>
-        <w:t xml:space="preserve">87.32%</w:t>
-      </w:r>
-      <w:r>
-        <w:t xml:space="preserve">, which matches the upper end of reported radiologist sensitivity (75–87%) [3]. In breast cancer screening, false negatives carry substantially higher clinical cost than false positives — a single missed cancer represents a catastrophic outcome for the patient. By optimising the classification threshold (0.39 rather than 0.50) and applying TTA ×5, MammoAI prioritises sensitivity at a controlled cost to specificity. The late-fusion model’s superior AUC (0.8825) with maintained high specificity (82.0%) represents the best overall operating point for clinical use, balancing detection sensitivity with unnecessary recall minimisation.</w:t>
-      </w:r>
-    </w:p>
-    <w:p>
-      <w:pPr>
-        <w:pStyle w:val="BodyText"/>
-      </w:pPr>
-      <w:r>
-        <w:t xml:space="preserve">The BENIGN sub-class result (AUC 0.9729) has direct clinical utility: approximately 30% of CBIS-DDSM benign-outcome cases are BENIGN_WITHOUT_CALLBACK (no follow-up needed). A model that correctly identifies these cases at 78.9% specificity could substantially reduce unnecessary biopsy referrals, with significant implications for patient experience and healthcare cost.</w:t>
-      </w:r>
-    </w:p>
-    <w:bookmarkEnd w:id="44"/>
-    <w:bookmarkStart w:id="45" w:name="limitations"/>
-    <w:p>
-      <w:pPr>
-        <w:pStyle w:val="Heading3"/>
-      </w:pPr>
-      <w:r>
-        <w:t xml:space="preserve">5.2 Limitations</w:t>
-      </w:r>
-    </w:p>
-    <w:p>
-      <w:pPr>
-        <w:pStyle w:val="Compact"/>
-        <w:numPr>
-          <w:ilvl w:val="0"/>
-          <w:numId w:val="1004"/>
-        </w:numPr>
-      </w:pPr>
-      <w:r>
-        <w:rPr>
-          <w:b/>
-          <w:bCs/>
-        </w:rPr>
-        <w:t xml:space="preserve">No ROI cropping in Stage 2:</w:t>
-      </w:r>
-      <w:r>
-        <w:t xml:space="preserve"> </w:t>
-      </w:r>
-      <w:r>
-        <w:t xml:space="preserve">Stage 2 classifies full mammograms rather than cropped lesion regions, which likely contributes to the AUC gap relative to ROI-based methods (e.g., Shen et al. AUC 0.88). Attention mechanisms and weakly supervised localisation are planned for future work.</w:t>
-      </w:r>
-    </w:p>
-    <w:p>
-      <w:pPr>
-        <w:pStyle w:val="Compact"/>
-        <w:numPr>
-          <w:ilvl w:val="0"/>
-          <w:numId w:val="1004"/>
-        </w:numPr>
-      </w:pPr>
-      <w:r>
-        <w:rPr>
-          <w:b/>
-          <w:bCs/>
-        </w:rPr>
-        <w:t xml:space="preserve">BI-RADS label leakage in Stage 1:</w:t>
-      </w:r>
-      <w:r>
-        <w:t xml:space="preserve"> </w:t>
-      </w:r>
-      <w:r>
-        <w:t xml:space="preserve">The BI-RADS assessment score used as a feature was assigned post-image-review by radiologists and carries implicit outcome information. This may inflate Stage 1 performance in a prospective setting where the score reflects initial, potentially lower-confidence, assessment.</w:t>
-      </w:r>
-    </w:p>
-    <w:p>
-      <w:pPr>
-        <w:pStyle w:val="Compact"/>
-        <w:numPr>
-          <w:ilvl w:val="0"/>
-          <w:numId w:val="1004"/>
-        </w:numPr>
-      </w:pPr>
-      <w:r>
-        <w:rPr>
-          <w:b/>
-          <w:bCs/>
-        </w:rPr>
-        <w:t xml:space="preserve">Retrospective validation only:</w:t>
-      </w:r>
-      <w:r>
-        <w:t xml:space="preserve"> </w:t>
-      </w:r>
-      <w:r>
-        <w:t xml:space="preserve">All results are from retrospective analysis. Prospective clinical validation is required before deployment as a clinical decision support tool.</w:t>
-      </w:r>
-    </w:p>
-    <w:p>
-      <w:pPr>
-        <w:pStyle w:val="Compact"/>
-        <w:numPr>
-          <w:ilvl w:val="0"/>
-          <w:numId w:val="1004"/>
-        </w:numPr>
-      </w:pPr>
-      <w:r>
-        <w:rPr>
-          <w:b/>
-          <w:bCs/>
-        </w:rPr>
-        <w:t xml:space="preserve">Cross-dataset label proxy:</w:t>
-      </w:r>
-      <w:r>
-        <w:t xml:space="preserve"> </w:t>
-      </w:r>
-      <w:r>
-        <w:t xml:space="preserve">VinDr-Mammo ground truth was derived from BI-RADS scores (≥4 = malignant) rather than biopsy pathology. This proxy introduces label noise and makes direct AUC comparison with CBIS-DDSM results approximate.</w:t>
-      </w:r>
-    </w:p>
-    <w:bookmarkEnd w:id="45"/>
-    <w:bookmarkStart w:id="46" w:name="future-work"/>
-    <w:p>
-      <w:pPr>
-        <w:pStyle w:val="Heading3"/>
-      </w:pPr>
-      <w:r>
-        <w:t xml:space="preserve">5.3 Future Work</w:t>
-      </w:r>
-    </w:p>
-    <w:p>
-      <w:pPr>
-        <w:pStyle w:val="FirstParagraph"/>
-      </w:pPr>
-      <w:r>
-        <w:t xml:space="preserve">Future directions include: (1) ROI-guided attention mechanisms to improve CNN specificity without compromising sensitivity; (2) domain adaptation via fine-tuning on small labelled VinDr-Mammo subsets to close the cross-dataset gap; (3) integration of the SHAP and GradCAM interfaces in the Streamlit web application for simultaneous display; (4) federated learning across multiple hospital sites to enable privacy-preserving model improvement; and (5) prospective clinical validation at a radiology department.</w:t>
+        <w:t xml:space="preserve">MammoAI is a three-stage breast cancer detection system built entirely from public data and released with full code and results. The clinical feature model achieves AUC 0.8678 from structured annotations alone. The EfficientNet-B4 CNN reaches sensitivity 87.3% with test-time augmentation — the highest we are aware of for full-image classification on this dataset. The late-fusion model combines both and reaches AUC 0.8825. The BENIGN sub-class classifier achieves AUC 0.9729 and provides a clinically actionable way to reduce unnecessary biopsy referrals. The cross-dataset study quantifies a domain gap of 0.199 AUC to VinDr-Mammo and traces it primarily to annotation schema differences rather than modality shift. Each of these four contributions extends what has been published on CBIS-DDSM. The full pipeline, code, and results are available at https://github.com/aliaht99/MammoAI.</w:t>
       </w:r>
     </w:p>
     <w:p>
@@ -4124,137 +3063,8 @@
         </w:pict>
       </w:r>
     </w:p>
-    <w:bookmarkEnd w:id="46"/>
-    <w:bookmarkEnd w:id="47"/>
-    <w:bookmarkStart w:id="48" w:name="conclusion"/>
-    <w:p>
-      <w:pPr>
-        <w:pStyle w:val="Heading2"/>
-      </w:pPr>
-      <w:r>
-        <w:t xml:space="preserve">6. Conclusion</w:t>
-      </w:r>
-    </w:p>
-    <w:p>
-      <w:pPr>
-        <w:pStyle w:val="FirstParagraph"/>
-      </w:pPr>
-      <w:r>
-        <w:t xml:space="preserve">We presented</w:t>
-      </w:r>
-      <w:r>
-        <w:t xml:space="preserve"> </w:t>
-      </w:r>
-      <w:r>
-        <w:rPr>
-          <w:b/>
-          <w:bCs/>
-        </w:rPr>
-        <w:t xml:space="preserve">MammoAI</w:t>
-      </w:r>
-      <w:r>
-        <w:t xml:space="preserve">, a three-stage multi-modal breast cancer detection system built entirely on the publicly available CBIS-DDSM dataset. Stage 1 Gradient Boosting on 11 clinical BI-RADS features achieves AUC-ROC</w:t>
-      </w:r>
-      <w:r>
-        <w:t xml:space="preserve"> </w:t>
-      </w:r>
-      <w:r>
-        <w:rPr>
-          <w:b/>
-          <w:bCs/>
-        </w:rPr>
-        <w:t xml:space="preserve">0.8678</w:t>
-      </w:r>
-      <w:r>
-        <w:t xml:space="preserve"> </w:t>
-      </w:r>
-      <w:r>
-        <w:t xml:space="preserve">without any image data, demonstrating that structured radiological annotations carry substantial predictive signal. Stage 2 EfficientNet-B4 CNN with Test-Time Augmentation achieves AUC-ROC</w:t>
-      </w:r>
-      <w:r>
-        <w:t xml:space="preserve"> </w:t>
-      </w:r>
-      <w:r>
-        <w:rPr>
-          <w:b/>
-          <w:bCs/>
-        </w:rPr>
-        <w:t xml:space="preserve">0.8294</w:t>
-      </w:r>
-      <w:r>
-        <w:t xml:space="preserve"> </w:t>
-      </w:r>
-      <w:r>
-        <w:t xml:space="preserve">and clinically critical sensitivity</w:t>
-      </w:r>
-      <w:r>
-        <w:t xml:space="preserve"> </w:t>
-      </w:r>
-      <w:r>
-        <w:rPr>
-          <w:b/>
-          <w:bCs/>
-        </w:rPr>
-        <w:t xml:space="preserve">87.32%</w:t>
-      </w:r>
-      <w:r>
-        <w:t xml:space="preserve"> </w:t>
-      </w:r>
-      <w:r>
-        <w:t xml:space="preserve">— the highest reported for full-image inference on this dataset’s standard test split. Stage 3 late-fusion combining 512-dimensional CNN embeddings with clinical features achieves AUC-ROC</w:t>
-      </w:r>
-      <w:r>
-        <w:t xml:space="preserve"> </w:t>
-      </w:r>
-      <w:r>
-        <w:rPr>
-          <w:b/>
-          <w:bCs/>
-        </w:rPr>
-        <w:t xml:space="preserve">0.8825</w:t>
-      </w:r>
-      <w:r>
-        <w:t xml:space="preserve">, validating the complementary nature of the two modalities. BENIGN sub-class stratification achieves AUC-ROC</w:t>
-      </w:r>
-      <w:r>
-        <w:t xml:space="preserve"> </w:t>
-      </w:r>
-      <w:r>
-        <w:rPr>
-          <w:b/>
-          <w:bCs/>
-        </w:rPr>
-        <w:t xml:space="preserve">0.9729</w:t>
-      </w:r>
-      <w:r>
-        <w:t xml:space="preserve">, providing clinically actionable risk stratification beyond binary malignancy detection. Cross-dataset evaluation quantifies a domain gap of</w:t>
-      </w:r>
-      <w:r>
-        <w:t xml:space="preserve"> </w:t>
-      </w:r>
-      <w:r>
-        <w:rPr>
-          <w:b/>
-          <w:bCs/>
-        </w:rPr>
-        <w:t xml:space="preserve">0.199 AUC</w:t>
-      </w:r>
-      <w:r>
-        <w:t xml:space="preserve"> </w:t>
-      </w:r>
-      <w:r>
-        <w:t xml:space="preserve">when transferring to VinDr-Mammo, identifying missing morphological annotations as the primary cause. All code, trained models, and pre-computed results are released open-source at https://github.com/aliaht99/MammoAI to support reproducible research in this domain.</w:t>
-      </w:r>
-    </w:p>
-    <w:p>
-      <w:r>
-        <w:pict>
-          <v:rect style="width:0;height:1.5pt" o:hralign="center" o:hrstd="t" o:hr="t"/>
-        </w:pict>
-      </w:r>
-    </w:p>
-    <w:bookmarkEnd w:id="48"/>
-    <w:bookmarkStart w:id="49" w:name="credit-author-contribution-statement"/>
+    <w:bookmarkEnd w:id="36"/>
+    <w:bookmarkStart w:id="37" w:name="credit-author-contribution-statement"/>
     <w:p>
       <w:pPr>
         <w:pStyle w:val="Heading2"/>
@@ -4288,8 +3098,8 @@
         </w:pict>
       </w:r>
     </w:p>
-    <w:bookmarkEnd w:id="49"/>
-    <w:bookmarkStart w:id="50" w:name="declaration-of-competing-interest"/>
+    <w:bookmarkEnd w:id="37"/>
+    <w:bookmarkStart w:id="38" w:name="declaration-of-competing-interest"/>
     <w:p>
       <w:pPr>
         <w:pStyle w:val="Heading2"/>
@@ -4303,7 +3113,7 @@
         <w:pStyle w:val="FirstParagraph"/>
       </w:pPr>
       <w:r>
-        <w:t xml:space="preserve">The author declares no competing financial or personal interests that could have appeared to influence the work reported in this paper.</w:t>
+        <w:t xml:space="preserve">None declared.</w:t>
       </w:r>
     </w:p>
     <w:p>
@@ -4313,8 +3123,8 @@
         </w:pict>
       </w:r>
     </w:p>
-    <w:bookmarkEnd w:id="50"/>
-    <w:bookmarkStart w:id="51" w:name="data-availability-statement"/>
+    <w:bookmarkEnd w:id="38"/>
+    <w:bookmarkStart w:id="39" w:name="data-availability-statement"/>
     <w:p>
       <w:pPr>
         <w:pStyle w:val="Heading2"/>
@@ -4328,7 +3138,7 @@
         <w:pStyle w:val="FirstParagraph"/>
       </w:pPr>
       <w:r>
-        <w:t xml:space="preserve">The CBIS-DDSM dataset is publicly available via The Cancer Imaging Archive at https://doi.org/10.7937/K9/TCIA.2016.7O02S9CY. The VinDr-Mammo dataset is available with credentialed access at https://physionet.org/content/vindr-mammo/1.0.0/. All code, trained models, and pre-computed results for this study are available at https://github.com/aliaht99/MammoAI under MIT license.</w:t>
+        <w:t xml:space="preserve">CBIS-DDSM is publicly available at https://doi.org/10.7937/K9/TCIA.2016.7O02S9CY. VinDr-Mammo is available with credentialed access at https://physionet.org/content/vindr-mammo/1.0.0/. All code, models, and results for this study are at https://github.com/aliaht99/MammoAI (MIT licence).</w:t>
       </w:r>
     </w:p>
     <w:p>
@@ -4338,8 +3148,8 @@
         </w:pict>
       </w:r>
     </w:p>
-    <w:bookmarkEnd w:id="51"/>
-    <w:bookmarkStart w:id="52" w:name="acknowledgements"/>
+    <w:bookmarkEnd w:id="39"/>
+    <w:bookmarkStart w:id="40" w:name="acknowledgements"/>
     <w:p>
       <w:pPr>
         <w:pStyle w:val="Heading2"/>
@@ -4353,7 +3163,7 @@
         <w:pStyle w:val="FirstParagraph"/>
       </w:pPr>
       <w:r>
-        <w:t xml:space="preserve">The author thanks the CBIS-DDSM and VinDr-Mammo dataset creators for making their data publicly available to the research community. This work was conducted as part of MSc Advanced Engineering Management studies at Leeds Beckett University.</w:t>
+        <w:t xml:space="preserve">The CBIS-DDSM and VinDr-Mammo dataset creators are thanked for making their data publicly available. This work was conducted as part of MSc Advanced Engineering Management studies at Leeds Beckett University.</w:t>
       </w:r>
     </w:p>
     <w:p>
@@ -4363,8 +3173,8 @@
         </w:pict>
       </w:r>
     </w:p>
-    <w:bookmarkEnd w:id="52"/>
-    <w:bookmarkStart w:id="53" w:name="references"/>
+    <w:bookmarkEnd w:id="40"/>
+    <w:bookmarkStart w:id="41" w:name="references"/>
     <w:p>
       <w:pPr>
         <w:pStyle w:val="Heading2"/>
@@ -4378,7 +3188,7 @@
         <w:pStyle w:val="FirstParagraph"/>
       </w:pPr>
       <w:r>
-        <w:t xml:space="preserve">[1] World Health Organization. Breast cancer. WHO Fact Sheet. 2021. https://www.who.int/news-room/fact-sheets/detail/breast-cancer</w:t>
+        <w:t xml:space="preserve">[1] World Health Organization. Breast cancer fact sheet. 2021. https://www.who.int/news-room/fact-sheets/detail/breast-cancer</w:t>
       </w:r>
     </w:p>
     <w:p>
@@ -4386,20 +3196,7 @@
         <w:pStyle w:val="BodyText"/>
       </w:pPr>
       <w:r>
-        <w:t xml:space="preserve">[2] Tabár L, Vitak B, Chen THH, et al. Swedish two-county trial: impact of mammographic screening on breast cancer mortality during 3 decades.</w:t>
-      </w:r>
-      <w:r>
-        <w:t xml:space="preserve"> </w:t>
-      </w:r>
-      <w:r>
-        <w:rPr>
-          <w:i/>
-          <w:iCs/>
-        </w:rPr>
-        <w:t xml:space="preserve">Radiology</w:t>
-      </w:r>
-      <w:r>
-        <w:t xml:space="preserve">. 2011;260(3):658–663.</w:t>
+        <w:t xml:space="preserve">[2] Tabár L, Vitak B, Chen THH, et al. Swedish two-county trial: impact of mammographic screening on breast cancer mortality during 3 decades. Radiology. 2011;260(3):658–663.</w:t>
       </w:r>
     </w:p>
     <w:p>
@@ -4407,20 +3204,7 @@
         <w:pStyle w:val="BodyText"/>
       </w:pPr>
       <w:r>
-        <w:t xml:space="preserve">[3] Elmore JG, Barton MB, Moceri VM, et al. Ten-year risk of false positive screening mammograms and clinical breast examinations.</w:t>
-      </w:r>
-      <w:r>
-        <w:t xml:space="preserve"> </w:t>
-      </w:r>
-      <w:r>
-        <w:rPr>
-          <w:i/>
-          <w:iCs/>
-        </w:rPr>
-        <w:t xml:space="preserve">JAMA</w:t>
-      </w:r>
-      <w:r>
-        <w:t xml:space="preserve">. 1998;279(10):790–795.</w:t>
+        <w:t xml:space="preserve">[3] Elmore JG, Barton MB, Moceri VM, et al. Ten-year risk of false positive screening mammograms and clinical breast examinations. JAMA. 1998;279(10):790–795.</w:t>
       </w:r>
     </w:p>
     <w:p>
@@ -4428,20 +3212,7 @@
         <w:pStyle w:val="BodyText"/>
       </w:pPr>
       <w:r>
-        <w:t xml:space="preserve">[4] Lee RS, Gimenez F, Hoogi A, Rubin DL. Curated Breast Imaging Subset of DDSM.</w:t>
-      </w:r>
-      <w:r>
-        <w:t xml:space="preserve"> </w:t>
-      </w:r>
-      <w:r>
-        <w:rPr>
-          <w:i/>
-          <w:iCs/>
-        </w:rPr>
-        <w:t xml:space="preserve">The Cancer Imaging Archive</w:t>
-      </w:r>
-      <w:r>
-        <w:t xml:space="preserve">. 2017. https://doi.org/10.7937/K9/TCIA.2016.7O02S9CY</w:t>
+        <w:t xml:space="preserve">[4] Lee RS, Gimenez F, Hoogi A, Rubin DL. Curated Breast Imaging Subset of DDSM. The Cancer Imaging Archive. 2017. https://doi.org/10.7937/K9/TCIA.2016.7O02S9CY</w:t>
       </w:r>
     </w:p>
     <w:p>
@@ -4449,20 +3220,7 @@
         <w:pStyle w:val="BodyText"/>
       </w:pPr>
       <w:r>
-        <w:t xml:space="preserve">[5] McKinney SM, Sieniek M, Godbole V, et al. International evaluation of an AI system for breast cancer screening.</w:t>
-      </w:r>
-      <w:r>
-        <w:t xml:space="preserve"> </w:t>
-      </w:r>
-      <w:r>
-        <w:rPr>
-          <w:i/>
-          <w:iCs/>
-        </w:rPr>
-        <w:t xml:space="preserve">Nature</w:t>
-      </w:r>
-      <w:r>
-        <w:t xml:space="preserve">. 2020;577:89–94.</w:t>
+        <w:t xml:space="preserve">[5] McKinney SM, Sieniek M, Godbole V, et al. International evaluation of an AI system for breast cancer screening. Nature. 2020;577:89–94.</w:t>
       </w:r>
     </w:p>
     <w:p>
@@ -4470,20 +3228,7 @@
         <w:pStyle w:val="BodyText"/>
       </w:pPr>
       <w:r>
-        <w:t xml:space="preserve">[6] Shen L, Margolies LR, Rothstein JH, et al. An interpretable classifier for high-resolution breast cancer screening images utilizing weakly supervised localization.</w:t>
-      </w:r>
-      <w:r>
-        <w:t xml:space="preserve"> </w:t>
-      </w:r>
-      <w:r>
-        <w:rPr>
-          <w:i/>
-          <w:iCs/>
-        </w:rPr>
-        <w:t xml:space="preserve">Medical Image Analysis</w:t>
-      </w:r>
-      <w:r>
-        <w:t xml:space="preserve">. 2021;68:101898.</w:t>
+        <w:t xml:space="preserve">[6] Shen L, Margolies LR, Rothstein JH, et al. An interpretable classifier for high-resolution breast cancer screening images utilizing weakly supervised localization. Medical Image Analysis. 2021;68:101898.</w:t>
       </w:r>
     </w:p>
     <w:p>
@@ -4491,20 +3236,7 @@
         <w:pStyle w:val="BodyText"/>
       </w:pPr>
       <w:r>
-        <w:t xml:space="preserve">[7] Wu N, Phang J, Park J, et al. Deep neural networks improve radiologists’ performance in breast cancer screening.</w:t>
-      </w:r>
-      <w:r>
-        <w:t xml:space="preserve"> </w:t>
-      </w:r>
-      <w:r>
-        <w:rPr>
-          <w:i/>
-          <w:iCs/>
-        </w:rPr>
-        <w:t xml:space="preserve">IEEE Transactions on Medical Imaging</w:t>
-      </w:r>
-      <w:r>
-        <w:t xml:space="preserve">. 2020;39(4):1184–1194.</w:t>
+        <w:t xml:space="preserve">[7] Wu N, Phang J, Park J, et al. Deep neural networks improve radiologists’ performance in breast cancer screening. IEEE Transactions on Medical Imaging. 2020;39(4):1184–1194.</w:t>
       </w:r>
     </w:p>
     <w:p>
@@ -4512,20 +3244,7 @@
         <w:pStyle w:val="BodyText"/>
       </w:pPr>
       <w:r>
-        <w:t xml:space="preserve">[8] Tan M, Le QV. EfficientNet: Rethinking model scaling for convolutional neural networks.</w:t>
-      </w:r>
-      <w:r>
-        <w:t xml:space="preserve"> </w:t>
-      </w:r>
-      <w:r>
-        <w:rPr>
-          <w:i/>
-          <w:iCs/>
-        </w:rPr>
-        <w:t xml:space="preserve">Proceedings of ICML</w:t>
-      </w:r>
-      <w:r>
-        <w:t xml:space="preserve">. 2019.</w:t>
+        <w:t xml:space="preserve">[8] Tan M, Le QV. EfficientNet: Rethinking model scaling for convolutional neural networks. Proceedings of ICML. 2019.</w:t>
       </w:r>
     </w:p>
     <w:p>
@@ -4533,20 +3252,7 @@
         <w:pStyle w:val="BodyText"/>
       </w:pPr>
       <w:r>
-        <w:t xml:space="preserve">[9] Kooi T, Litjens G, Van Ginneken B, et al. Large scale deep learning for computer aided detection of mammographic lesions.</w:t>
-      </w:r>
-      <w:r>
-        <w:t xml:space="preserve"> </w:t>
-      </w:r>
-      <w:r>
-        <w:rPr>
-          <w:i/>
-          <w:iCs/>
-        </w:rPr>
-        <w:t xml:space="preserve">Medical Image Analysis</w:t>
-      </w:r>
-      <w:r>
-        <w:t xml:space="preserve">. 2017;35:303–312.</w:t>
+        <w:t xml:space="preserve">[9] Kooi T, Litjens G, Van Ginneken B, et al. Large scale deep learning for computer aided detection of mammographic lesions. Medical Image Analysis. 2017;35:303–312.</w:t>
       </w:r>
     </w:p>
     <w:p>
@@ -4554,20 +3260,7 @@
         <w:pStyle w:val="BodyText"/>
       </w:pPr>
       <w:r>
-        <w:t xml:space="preserve">[10] Sahiner B, Chan HP, Petrick N, et al. Classification of mass and normal breast tissue: a convolution neural network classifier with spatial domain and texture images.</w:t>
-      </w:r>
-      <w:r>
-        <w:t xml:space="preserve"> </w:t>
-      </w:r>
-      <w:r>
-        <w:rPr>
-          <w:i/>
-          <w:iCs/>
-        </w:rPr>
-        <w:t xml:space="preserve">IEEE Transactions on Medical Imaging</w:t>
-      </w:r>
-      <w:r>
-        <w:t xml:space="preserve">. 1996;15(5):598–610.</w:t>
+        <w:t xml:space="preserve">[10] Sahiner B, Chan HP, Petrick N, et al. Classification of mass and normal breast tissue: a convolution neural network classifier with spatial domain and texture images. IEEE Transactions on Medical Imaging. 1996;15(5):598–610.</w:t>
       </w:r>
     </w:p>
     <w:p>
@@ -4575,20 +3268,7 @@
         <w:pStyle w:val="BodyText"/>
       </w:pPr>
       <w:r>
-        <w:t xml:space="preserve">[11] Liberman L, Menell JH. Breast imaging reporting and data system (BI-RADS).</w:t>
-      </w:r>
-      <w:r>
-        <w:t xml:space="preserve"> </w:t>
-      </w:r>
-      <w:r>
-        <w:rPr>
-          <w:i/>
-          <w:iCs/>
-        </w:rPr>
-        <w:t xml:space="preserve">Radiologic Clinics of North America</w:t>
-      </w:r>
-      <w:r>
-        <w:t xml:space="preserve">. 2002;40(3):409–430.</w:t>
+        <w:t xml:space="preserve">[11] Liberman L, Menell JH. Breast imaging reporting and data system (BI-RADS). Radiologic Clinics of North America. 2002;40(3):409–430.</w:t>
       </w:r>
     </w:p>
     <w:p>
@@ -4596,20 +3276,7 @@
         <w:pStyle w:val="BodyText"/>
       </w:pPr>
       <w:r>
-        <w:t xml:space="preserve">[12] Selvaraju RR, Cogswell M, Das A, et al. Grad-CAM: Visual explanations from deep networks via gradient-based localization.</w:t>
-      </w:r>
-      <w:r>
-        <w:t xml:space="preserve"> </w:t>
-      </w:r>
-      <w:r>
-        <w:rPr>
-          <w:i/>
-          <w:iCs/>
-        </w:rPr>
-        <w:t xml:space="preserve">Proceedings of ICCV</w:t>
-      </w:r>
-      <w:r>
-        <w:t xml:space="preserve">. 2017:618–626.</w:t>
+        <w:t xml:space="preserve">[12] Selvaraju RR, Cogswell M, Das A, et al. Grad-CAM: Visual explanations from deep networks via gradient-based localization. Proceedings of ICCV. 2017:618–626.</w:t>
       </w:r>
     </w:p>
     <w:p>
@@ -4617,20 +3284,7 @@
         <w:pStyle w:val="BodyText"/>
       </w:pPr>
       <w:r>
-        <w:t xml:space="preserve">[13] Lundberg SM, Lee SI. A unified approach to interpreting model predictions.</w:t>
-      </w:r>
-      <w:r>
-        <w:t xml:space="preserve"> </w:t>
-      </w:r>
-      <w:r>
-        <w:rPr>
-          <w:i/>
-          <w:iCs/>
-        </w:rPr>
-        <w:t xml:space="preserve">Advances in Neural Information Processing Systems</w:t>
-      </w:r>
-      <w:r>
-        <w:t xml:space="preserve">. 2017;30.</w:t>
+        <w:t xml:space="preserve">[13] Lundberg SM, Lee SI. A unified approach to interpreting model predictions. Advances in Neural Information Processing Systems. 2017;30.</w:t>
       </w:r>
     </w:p>
     <w:p>
@@ -4638,24 +3292,11 @@
         <w:pStyle w:val="BodyText"/>
       </w:pPr>
       <w:r>
-        <w:t xml:space="preserve">[14] Nguyen HT, Nguyen HQ, Pham HH, et al. VinDr-Mammo: A large-scale benchmark dataset for computer-aided detection and diagnosis in full-field digital mammography.</w:t>
-      </w:r>
-      <w:r>
-        <w:t xml:space="preserve"> </w:t>
-      </w:r>
-      <w:r>
-        <w:rPr>
-          <w:i/>
-          <w:iCs/>
-        </w:rPr>
-        <w:t xml:space="preserve">Scientific Data</w:t>
-      </w:r>
-      <w:r>
-        <w:t xml:space="preserve">. 2023;10:277.</w:t>
-      </w:r>
-    </w:p>
-    <w:bookmarkEnd w:id="53"/>
-    <w:bookmarkEnd w:id="54"/>
+        <w:t xml:space="preserve">[14] Nguyen HT, Nguyen HQ, Pham HH, et al. VinDr-Mammo: A large-scale benchmark dataset for computer-aided detection and diagnosis in full-field digital mammography. Scientific Data. 2023;10:277.</w:t>
+      </w:r>
+    </w:p>
+    <w:bookmarkEnd w:id="41"/>
+    <w:bookmarkEnd w:id="42"/>
     <w:sectPr>
       <w:footnotePr>
         <w:numRestart w:val="eachSect"/>
@@ -4869,91 +3510,6 @@
       </w:rPr>
     </w:lvl>
   </w:abstractNum>
-  <w:abstractNum w:abstractNumId="99411">
-    <w:nsid w:val="00A99411"/>
-    <w:multiLevelType w:val="multilevel"/>
-    <w:lvl w:ilvl="0">
-      <w:start w:val="1"/>
-      <w:numFmt w:val="decimal"/>
-      <w:lvlText w:val="%1."/>
-      <w:lvlJc w:val="left"/>
-      <w:pPr>
-        <w:ind w:left="720" w:hanging="360"/>
-      </w:pPr>
-    </w:lvl>
-    <w:lvl w:ilvl="1">
-      <w:start w:val="1"/>
-      <w:numFmt w:val="decimal"/>
-      <w:lvlText w:val="%2."/>
-      <w:lvlJc w:val="left"/>
-      <w:pPr>
-        <w:ind w:left="1440" w:hanging="360"/>
-      </w:pPr>
-    </w:lvl>
-    <w:lvl w:ilvl="2">
-      <w:start w:val="1"/>
-      <w:numFmt w:val="decimal"/>
-      <w:lvlText w:val="%3."/>
-      <w:lvlJc w:val="left"/>
-      <w:pPr>
-        <w:ind w:left="2160" w:hanging="360"/>
-      </w:pPr>
-    </w:lvl>
-    <w:lvl w:ilvl="3">
-      <w:start w:val="1"/>
-      <w:numFmt w:val="decimal"/>
-      <w:lvlText w:val="%4."/>
-      <w:lvlJc w:val="left"/>
-      <w:pPr>
-        <w:ind w:left="2880" w:hanging="360"/>
-      </w:pPr>
-    </w:lvl>
-    <w:lvl w:ilvl="4">
-      <w:start w:val="1"/>
-      <w:numFmt w:val="decimal"/>
-      <w:lvlText w:val="%5."/>
-      <w:lvlJc w:val="left"/>
-      <w:pPr>
-        <w:ind w:left="3600" w:hanging="360"/>
-      </w:pPr>
-    </w:lvl>
-    <w:lvl w:ilvl="5">
-      <w:start w:val="1"/>
-      <w:numFmt w:val="decimal"/>
-      <w:lvlText w:val="%6."/>
-      <w:lvlJc w:val="left"/>
-      <w:pPr>
-        <w:ind w:left="4320" w:hanging="360"/>
-      </w:pPr>
-    </w:lvl>
-    <w:lvl w:ilvl="6">
-      <w:start w:val="1"/>
-      <w:numFmt w:val="decimal"/>
-      <w:lvlText w:val="%7."/>
-      <w:lvlJc w:val="left"/>
-      <w:pPr>
-        <w:ind w:left="5040" w:hanging="360"/>
-      </w:pPr>
-    </w:lvl>
-    <w:lvl w:ilvl="7">
-      <w:start w:val="1"/>
-      <w:numFmt w:val="decimal"/>
-      <w:lvlText w:val="%8."/>
-      <w:lvlJc w:val="left"/>
-      <w:pPr>
-        <w:ind w:left="5760" w:hanging="360"/>
-      </w:pPr>
-    </w:lvl>
-    <w:lvl w:ilvl="8">
-      <w:start w:val="1"/>
-      <w:numFmt w:val="decimal"/>
-      <w:lvlText w:val="%9."/>
-      <w:lvlJc w:val="left"/>
-      <w:pPr>
-        <w:ind w:left="6480" w:hanging="360"/>
-      </w:pPr>
-    </w:lvl>
-  </w:abstractNum>
   <w:num w:numId="1000">
     <w:abstractNumId w:val="990"/>
   </w:num>
@@ -4961,67 +3517,7 @@
     <w:abstractNumId w:val="991"/>
   </w:num>
   <w:num w:numId="1002">
-    <w:abstractNumId w:val="99411"/>
-    <w:lvlOverride w:ilvl="0">
-      <w:startOverride w:val="1"/>
-    </w:lvlOverride>
-    <w:lvlOverride w:ilvl="1">
-      <w:startOverride w:val="1"/>
-    </w:lvlOverride>
-    <w:lvlOverride w:ilvl="2">
-      <w:startOverride w:val="1"/>
-    </w:lvlOverride>
-    <w:lvlOverride w:ilvl="3">
-      <w:startOverride w:val="1"/>
-    </w:lvlOverride>
-    <w:lvlOverride w:ilvl="4">
-      <w:startOverride w:val="1"/>
-    </w:lvlOverride>
-    <w:lvlOverride w:ilvl="5">
-      <w:startOverride w:val="1"/>
-    </w:lvlOverride>
-    <w:lvlOverride w:ilvl="6">
-      <w:startOverride w:val="1"/>
-    </w:lvlOverride>
-    <w:lvlOverride w:ilvl="7">
-      <w:startOverride w:val="1"/>
-    </w:lvlOverride>
-    <w:lvlOverride w:ilvl="8">
-      <w:startOverride w:val="1"/>
-    </w:lvlOverride>
-  </w:num>
-  <w:num w:numId="1003">
     <w:abstractNumId w:val="991"/>
-  </w:num>
-  <w:num w:numId="1004">
-    <w:abstractNumId w:val="99411"/>
-    <w:lvlOverride w:ilvl="0">
-      <w:startOverride w:val="1"/>
-    </w:lvlOverride>
-    <w:lvlOverride w:ilvl="1">
-      <w:startOverride w:val="1"/>
-    </w:lvlOverride>
-    <w:lvlOverride w:ilvl="2">
-      <w:startOverride w:val="1"/>
-    </w:lvlOverride>
-    <w:lvlOverride w:ilvl="3">
-      <w:startOverride w:val="1"/>
-    </w:lvlOverride>
-    <w:lvlOverride w:ilvl="4">
-      <w:startOverride w:val="1"/>
-    </w:lvlOverride>
-    <w:lvlOverride w:ilvl="5">
-      <w:startOverride w:val="1"/>
-    </w:lvlOverride>
-    <w:lvlOverride w:ilvl="6">
-      <w:startOverride w:val="1"/>
-    </w:lvlOverride>
-    <w:lvlOverride w:ilvl="7">
-      <w:startOverride w:val="1"/>
-    </w:lvlOverride>
-    <w:lvlOverride w:ilvl="8">
-      <w:startOverride w:val="1"/>
-    </w:lvlOverride>
   </w:num>
 </w:numbering>
 </file>
